--- a/Kim12-2-8-Alifatik-Hidrokarbonlarin-Ozellikleri.docx
+++ b/Kim12-2-8-Alifatik-Hidrokarbonlarin-Ozellikleri.docx
@@ -72,7 +72,7 @@
                 <w:rFonts w:ascii="Times New Roman" w:hAnsi="Times New Roman" w:cs="Times New Roman"/>
                 <w:lang w:val="tr-TR"/>
               </w:rPr>
-              <w:t xml:space="preserve">GÖRSEL ALANI</w:t>
+              <w:t xml:space="preserve">GÖRSEL ALANI (Shutterstock)</w:t>
             </w:r>
           </w:p>
           <w:p>
@@ -104,23 +104,7 @@
                 <w:rFonts w:ascii="Times New Roman" w:hAnsi="Times New Roman" w:cs="Times New Roman"/>
                 <w:lang w:val="tr-TR"/>
               </w:rPr>
-              <w:t xml:space="preserve">Shutterstock arama: “oxyacetylene welding torch cutting metal”</w:t>
-            </w:r>
-          </w:p>
-          <w:p>
-            <w:pPr>
-              <w:jc w:val="both"/>
-              <w:rPr>
-                <w:rFonts w:ascii="Times New Roman" w:hAnsi="Times New Roman" w:cs="Times New Roman"/>
-                <w:lang w:val="tr-TR"/>
-              </w:rPr>
-            </w:pPr>
-            <w:r>
-              <w:rPr>
-                <w:rFonts w:ascii="Times New Roman" w:hAnsi="Times New Roman" w:cs="Times New Roman"/>
-                <w:lang w:val="tr-TR"/>
-              </w:rPr>
-              <w:t xml:space="preserve">Shutter ID: ……………</w:t>
+              <w:t xml:space="preserve">Shutter ID: 1589002777 (fotoğraf) — Oxyacetylene cutting of steel</w:t>
             </w:r>
           </w:p>
         </w:tc>
@@ -193,7 +177,7 @@
                 <w:rFonts w:ascii="Times New Roman" w:hAnsi="Times New Roman" w:cs="Times New Roman"/>
                 <w:lang w:val="tr-TR"/>
               </w:rPr>
-              <w:t xml:space="preserve">GÖRSEL ALANI</w:t>
+              <w:t xml:space="preserve">GÖRSEL ALANI (Shutterstock)</w:t>
             </w:r>
           </w:p>
           <w:p>
@@ -225,23 +209,7 @@
                 <w:rFonts w:ascii="Times New Roman" w:hAnsi="Times New Roman" w:cs="Times New Roman"/>
                 <w:lang w:val="tr-TR"/>
               </w:rPr>
-              <w:t xml:space="preserve">Shutterstock arama: “polyethylene pipes plastic film products”</w:t>
-            </w:r>
-          </w:p>
-          <w:p>
-            <w:pPr>
-              <w:jc w:val="both"/>
-              <w:rPr>
-                <w:rFonts w:ascii="Times New Roman" w:hAnsi="Times New Roman" w:cs="Times New Roman"/>
-                <w:lang w:val="tr-TR"/>
-              </w:rPr>
-            </w:pPr>
-            <w:r>
-              <w:rPr>
-                <w:rFonts w:ascii="Times New Roman" w:hAnsi="Times New Roman" w:cs="Times New Roman"/>
-                <w:lang w:val="tr-TR"/>
-              </w:rPr>
-              <w:t xml:space="preserve">Shutter ID: ……………</w:t>
+              <w:t xml:space="preserve">Shutter ID: 2845635703 (fotoğraf) — Polyethylene pipes</w:t>
             </w:r>
           </w:p>
         </w:tc>

--- a/Kim12-2-8-Alifatik-Hidrokarbonlarin-Ozellikleri.docx
+++ b/Kim12-2-8-Alifatik-Hidrokarbonlarin-Ozellikleri.docx
@@ -3101,6 +3101,221 @@
                 <w:lang w:val="tr-TR"/>
               </w:rPr>
               <w:t xml:space="preserve"> ile etana dönüşür.</w:t>
+            </w:r>
+          </w:p>
+        </w:tc>
+      </w:tr>
+      <w:tr>
+        <w:tc>
+          <w:tcPr>
+            <w:tcW w:w="2400" w:type="dxa"/>
+            <w:vAlign w:val="center"/>
+          </w:tcPr>
+          <w:p>
+            <w:pPr>
+              <w:jc w:val="left"/>
+              <w:rPr>
+                <w:rFonts w:ascii="Times New Roman" w:hAnsi="Times New Roman" w:cs="Times New Roman"/>
+                <w:lang w:val="tr-TR"/>
+              </w:rPr>
+            </w:pPr>
+            <w:r>
+              <w:rPr>
+                <w:rFonts w:ascii="Times New Roman" w:hAnsi="Times New Roman" w:cs="Times New Roman"/>
+                <w:sz w:val="20"/>
+                <w:szCs w:val="20"/>
+                <w:lang w:val="tr-TR"/>
+              </w:rPr>
+              <w:t xml:space="preserve">HCl ile</w:t>
+            </w:r>
+          </w:p>
+        </w:tc>
+        <w:tc>
+          <w:tcPr>
+            <w:tcW w:w="2100" w:type="dxa"/>
+            <w:vAlign w:val="center"/>
+          </w:tcPr>
+          <w:p>
+            <w:pPr>
+              <w:jc w:val="left"/>
+              <w:rPr>
+                <w:rFonts w:ascii="Times New Roman" w:hAnsi="Times New Roman" w:cs="Times New Roman"/>
+                <w:lang w:val="tr-TR"/>
+              </w:rPr>
+            </w:pPr>
+            <w:r>
+              <w:rPr>
+                <w:rFonts w:ascii="Times New Roman" w:hAnsi="Times New Roman" w:cs="Times New Roman"/>
+                <w:sz w:val="20"/>
+                <w:szCs w:val="20"/>
+                <w:lang w:val="tr-TR"/>
+              </w:rPr>
+              <w:t xml:space="preserve">Tepkime vermez.</w:t>
+            </w:r>
+          </w:p>
+        </w:tc>
+        <w:tc>
+          <w:tcPr>
+            <w:tcW w:w="2200" w:type="dxa"/>
+            <w:vAlign w:val="center"/>
+          </w:tcPr>
+          <w:p>
+            <w:pPr>
+              <w:jc w:val="left"/>
+              <w:rPr>
+                <w:rFonts w:ascii="Times New Roman" w:hAnsi="Times New Roman" w:cs="Times New Roman"/>
+                <w:lang w:val="tr-TR"/>
+              </w:rPr>
+            </w:pPr>
+            <w:r>
+              <w:rPr>
+                <w:rFonts w:ascii="Times New Roman" w:hAnsi="Times New Roman" w:cs="Times New Roman"/>
+                <w:sz w:val="20"/>
+                <w:szCs w:val="20"/>
+                <w:lang w:val="tr-TR"/>
+              </w:rPr>
+              <w:t xml:space="preserve">1 mol eten 1 mol HCl ile kloroetana dönüşür.</w:t>
+            </w:r>
+          </w:p>
+        </w:tc>
+        <w:tc>
+          <w:tcPr>
+            <w:tcW w:w="2300" w:type="dxa"/>
+            <w:vAlign w:val="center"/>
+          </w:tcPr>
+          <w:p>
+            <w:pPr>
+              <w:jc w:val="left"/>
+              <w:rPr>
+                <w:rFonts w:ascii="Times New Roman" w:hAnsi="Times New Roman" w:cs="Times New Roman"/>
+                <w:lang w:val="tr-TR"/>
+              </w:rPr>
+            </w:pPr>
+            <w:r>
+              <w:rPr>
+                <w:rFonts w:ascii="Times New Roman" w:hAnsi="Times New Roman" w:cs="Times New Roman"/>
+                <w:sz w:val="20"/>
+                <w:szCs w:val="20"/>
+                <w:lang w:val="tr-TR"/>
+              </w:rPr>
+              <w:t xml:space="preserve">1 mol etin 2 mol HCl katabilir.</w:t>
+            </w:r>
+          </w:p>
+        </w:tc>
+      </w:tr>
+      <w:tr>
+        <w:tc>
+          <w:tcPr>
+            <w:tcW w:w="2400" w:type="dxa"/>
+            <w:vAlign w:val="center"/>
+          </w:tcPr>
+          <w:p>
+            <w:pPr>
+              <w:jc w:val="left"/>
+              <w:rPr>
+                <w:rFonts w:ascii="Times New Roman" w:hAnsi="Times New Roman" w:cs="Times New Roman"/>
+                <w:lang w:val="tr-TR"/>
+              </w:rPr>
+            </w:pPr>
+            <w:r>
+              <w:rPr>
+                <w:rFonts w:ascii="Times New Roman" w:hAnsi="Times New Roman" w:cs="Times New Roman"/>
+                <w:sz w:val="20"/>
+                <w:szCs w:val="20"/>
+                <w:lang w:val="tr-TR"/>
+              </w:rPr>
+              <w:t xml:space="preserve">Asit katalizörlüğünde H</w:t>
+            </w:r>
+            <w:r>
+              <w:rPr>
+                <w:rFonts w:ascii="Times New Roman" w:hAnsi="Times New Roman" w:cs="Times New Roman"/>
+                <w:sz w:val="20"/>
+                <w:szCs w:val="20"/>
+                <w:lang w:val="tr-TR"/>
+                <w:vertAlign w:val="subscript"/>
+              </w:rPr>
+              <w:t xml:space="preserve">2</w:t>
+            </w:r>
+            <w:r>
+              <w:rPr>
+                <w:rFonts w:ascii="Times New Roman" w:hAnsi="Times New Roman" w:cs="Times New Roman"/>
+                <w:sz w:val="20"/>
+                <w:szCs w:val="20"/>
+                <w:lang w:val="tr-TR"/>
+              </w:rPr>
+              <w:t xml:space="preserve">O ile</w:t>
+            </w:r>
+          </w:p>
+        </w:tc>
+        <w:tc>
+          <w:tcPr>
+            <w:tcW w:w="2100" w:type="dxa"/>
+            <w:vAlign w:val="center"/>
+          </w:tcPr>
+          <w:p>
+            <w:pPr>
+              <w:jc w:val="left"/>
+              <w:rPr>
+                <w:rFonts w:ascii="Times New Roman" w:hAnsi="Times New Roman" w:cs="Times New Roman"/>
+                <w:lang w:val="tr-TR"/>
+              </w:rPr>
+            </w:pPr>
+            <w:r>
+              <w:rPr>
+                <w:rFonts w:ascii="Times New Roman" w:hAnsi="Times New Roman" w:cs="Times New Roman"/>
+                <w:sz w:val="20"/>
+                <w:szCs w:val="20"/>
+                <w:lang w:val="tr-TR"/>
+              </w:rPr>
+              <w:t xml:space="preserve">Tepkime vermez.</w:t>
+            </w:r>
+          </w:p>
+        </w:tc>
+        <w:tc>
+          <w:tcPr>
+            <w:tcW w:w="2200" w:type="dxa"/>
+            <w:vAlign w:val="center"/>
+          </w:tcPr>
+          <w:p>
+            <w:pPr>
+              <w:jc w:val="left"/>
+              <w:rPr>
+                <w:rFonts w:ascii="Times New Roman" w:hAnsi="Times New Roman" w:cs="Times New Roman"/>
+                <w:lang w:val="tr-TR"/>
+              </w:rPr>
+            </w:pPr>
+            <w:r>
+              <w:rPr>
+                <w:rFonts w:ascii="Times New Roman" w:hAnsi="Times New Roman" w:cs="Times New Roman"/>
+                <w:sz w:val="20"/>
+                <w:szCs w:val="20"/>
+                <w:lang w:val="tr-TR"/>
+              </w:rPr>
+              <w:t xml:space="preserve">Etanol oluşur.</w:t>
+            </w:r>
+          </w:p>
+        </w:tc>
+        <w:tc>
+          <w:tcPr>
+            <w:tcW w:w="2300" w:type="dxa"/>
+            <w:vAlign w:val="center"/>
+          </w:tcPr>
+          <w:p>
+            <w:pPr>
+              <w:jc w:val="left"/>
+              <w:rPr>
+                <w:rFonts w:ascii="Times New Roman" w:hAnsi="Times New Roman" w:cs="Times New Roman"/>
+                <w:lang w:val="tr-TR"/>
+              </w:rPr>
+            </w:pPr>
+            <w:r>
+              <w:rPr>
+                <w:rFonts w:ascii="Times New Roman" w:hAnsi="Times New Roman" w:cs="Times New Roman"/>
+                <w:sz w:val="20"/>
+                <w:szCs w:val="20"/>
+                <w:lang w:val="tr-TR"/>
+              </w:rPr>
+              <w:t xml:space="preserve">Uygun katalizörle su katılır; oluşan ürün etanale dönüşür.</w:t>
             </w:r>
           </w:p>
         </w:tc>
@@ -4343,7 +4558,7 @@
           <w:rFonts w:ascii="Times New Roman" w:hAnsi="Times New Roman" w:cs="Times New Roman"/>
           <w:lang w:val="tr-TR"/>
         </w:rPr>
-        <w:t xml:space="preserve">Analiz ve Keşif Atölyesi 2.8.’de karbon atomu sayısı arttıkça alkan, alken ve alkinlerin kaynama noktalarının yükseldiğini, buhar basınçlarının ise düştüğünü belirlediniz (Grafik A). Bu benzerlik, alifatik hidrokarbon moleküllerinin apolar olmasıyla açıklanabilir. Apolar moleküller arasında yalnızca London (dağılma) kuvvetleri etkindir. Molekül büyüdükçe elektron sayısı ve moleküllerin birbirine temas edebildiği yüzey artar. Bunun sonucunda London kuvvetleri güçlenir ve molekülleri birbirinden ayırmak için daha fazla enerji gerekir. Bu nedenle 25 °C ve 1 atm’de düz zincirli alkanlardan 1-4 karbonlu olanlar gaz, yaklaşık 5-17 karbonlu olanlar sıvı, daha büyük olanlar ise katıdır. Mum yapımında kullanılan parafin, uzun zincirli alkanların karışımıdır.</w:t>
+        <w:t xml:space="preserve">Alifatik hidrokarbon molekülleri apolardır ve apolar moleküller arasında yalnızca London (dağılma) kuvvetleri etkindir. Molekül büyüdükçe elektron sayısı ve moleküllerin birbirine temas edebildiği yüzey artar. Bunun sonucunda London kuvvetleri güçlenir ve molekülleri birbirinden ayırmak için daha fazla enerji gerekir. Bu nedenle aynı seriden olan hidrokarbonlarda karbon atomu sayısı arttıkça kaynama ve erime noktaları yükselir (Grafik A). Grafik A’ya göre 25 °C ve 1 atm’de düz zincirli alkanlardan 1-4 karbonlu olanlar gaz, 5-17 karbonlu olanlar sıvı, daha büyük olanlar ise katıdır. Mum yapımında kullanılan parafin, uzun zincirli alkanların karışımıdır.</w:t>
       </w:r>
     </w:p>
     <w:p xmlns:a="http://schemas.openxmlformats.org/drawingml/2006/main" xmlns:pic="http://schemas.openxmlformats.org/drawingml/2006/picture">
@@ -4357,8 +4572,8 @@
       <w:r>
         <w:drawing>
           <wp:inline distT="0" distB="0" distL="0" distR="0">
-            <wp:extent cx="4680000" cy="3071681"/>
-            <wp:docPr id="900004" name="Grafik 900004" descr="Kaynama noktası-karbon sayısı grafiği"/>
+            <wp:extent cx="4680000" cy="2808000"/>
+            <wp:docPr id="900004" name="Grafik 900004" descr="Düz zincirli alkanların kaynama ve erime noktaları"/>
             <wp:cNvGraphicFramePr>
               <a:graphicFrameLocks noChangeAspect="1"/>
             </wp:cNvGraphicFramePr>
@@ -4378,7 +4593,7 @@
                   <pic:spPr>
                     <a:xfrm>
                       <a:off x="0" y="0"/>
-                      <a:ext cx="4680000" cy="3071681"/>
+                      <a:ext cx="4680000" cy="2808000"/>
                     </a:xfrm>
                     <a:prstGeom prst="rect">
                       <a:avLst/>
@@ -4401,9 +4616,8 @@
       </w:pPr>
       <w:r>
         <w:rPr>
-          <w:rFonts w:ascii="Times New Roman" w:hAnsi="Times New Roman" w:cs="Times New Roman"/>
           <w:b/>
-          <w:bCs/>
+          <w:rFonts w:ascii="Times New Roman" w:hAnsi="Times New Roman" w:cs="Times New Roman"/>
           <w:lang w:val="tr-TR"/>
         </w:rPr>
         <w:t xml:space="preserve">Grafik A:</w:t>
@@ -4413,7 +4627,7 @@
           <w:rFonts w:ascii="Times New Roman" w:hAnsi="Times New Roman" w:cs="Times New Roman"/>
           <w:lang w:val="tr-TR"/>
         </w:rPr>
-        <w:t xml:space="preserve"> Düz zincirli alkan, alken ve alkinlerin normal kaynama noktalarının karbon atomu sayısıyla değişimi</w:t>
+        <w:t xml:space="preserve"> Düz zincirli alkanların normal kaynama noktalarının ve erime noktalarının karbon atomu sayısıyla değişimi</w:t>
       </w:r>
     </w:p>
     <w:p>
@@ -4429,7 +4643,37 @@
           <w:rFonts w:ascii="Times New Roman" w:hAnsi="Times New Roman" w:cs="Times New Roman"/>
           <w:lang w:val="tr-TR"/>
         </w:rPr>
-        <w:t xml:space="preserve">Grafik A’da aynı karbon sayısına sahip alkan, alken ve alkinlerin kaynama noktalarının birbirine yakın olduğu görülmektedir. Alkinlerin kaynama noktaları genellikle biraz daha yüksektir; bu durum üçlü bağın bulunduğu bölgenin doğrusal olması ve moleküllerin birbirine daha fazla yaklaşabilmesiyle açıklanabilir. Peki karbon sayısı aynı olan izomerlerin kaynama noktaları neden farklıdır? Etkinlikte pentan, 2-metilbütan ve 2,2-dimetilpropan arasında dallanma arttıkça kaynama noktasının düştüğünü, buhar basıncının ise arttığını gördünüz (Grafik B). Dallanmış moleküller küreye daha yakın bir şekle sahiptir ve birbirine temas eden yüzeyleri küçüktür (Görsel C). Bu nedenle dallanmış moleküller arasındaki London kuvvetleri daha zayıftır.</w:t>
+        <w:t xml:space="preserve">Aynı karbon sayısına sahip alken ve alkinlerin kaynama noktaları da alkanlarınkine yakındır. Alkinlerin kaynama noktaları genellikle biraz daha yüksektir; bu durum üçlü bağın bulunduğu bölgenin doğrusal olması ve moleküllerin birbirine daha fazla yaklaşabilmesiyle açıklanabilir. Peki karbon sayısı aynı olan izomerlerin kaynama noktaları neden farklıdır? Grafik B’de benzinin bileşenleri arasında bulunan bazı C</w:t>
+      </w:r>
+      <w:r>
+        <w:rPr>
+          <w:rFonts w:ascii="Times New Roman" w:hAnsi="Times New Roman" w:cs="Times New Roman"/>
+          <w:lang w:val="tr-TR"/>
+          <w:vertAlign w:val="subscript"/>
+        </w:rPr>
+        <w:t xml:space="preserve">8</w:t>
+      </w:r>
+      <w:r>
+        <w:rPr>
+          <w:rFonts w:ascii="Times New Roman" w:hAnsi="Times New Roman" w:cs="Times New Roman"/>
+          <w:lang w:val="tr-TR"/>
+        </w:rPr>
+        <w:t xml:space="preserve">H</w:t>
+      </w:r>
+      <w:r>
+        <w:rPr>
+          <w:rFonts w:ascii="Times New Roman" w:hAnsi="Times New Roman" w:cs="Times New Roman"/>
+          <w:lang w:val="tr-TR"/>
+          <w:vertAlign w:val="subscript"/>
+        </w:rPr>
+        <w:t xml:space="preserve">18</w:t>
+      </w:r>
+      <w:r>
+        <w:rPr>
+          <w:rFonts w:ascii="Times New Roman" w:hAnsi="Times New Roman" w:cs="Times New Roman"/>
+          <w:lang w:val="tr-TR"/>
+        </w:rPr>
+        <w:t xml:space="preserve"> izomerlerinin kaynama noktaları verilmiştir. Dallanma arttıkça kaynama noktası düşer; aynı sıcaklıkta buhar basıncı ise artar. Dallanmış moleküller küreye daha yakın bir şekle sahiptir ve birbirine temas eden yüzeyleri küçüktür (Görsel C). Bu nedenle dallanmış moleküller arasındaki London kuvvetleri daha zayıftır.</w:t>
       </w:r>
     </w:p>
     <w:p xmlns:a="http://schemas.openxmlformats.org/drawingml/2006/main" xmlns:pic="http://schemas.openxmlformats.org/drawingml/2006/picture">
@@ -4443,8 +4687,8 @@
       <w:r>
         <w:drawing>
           <wp:inline distT="0" distB="0" distL="0" distR="0">
-            <wp:extent cx="5400000" cy="2306880"/>
-            <wp:docPr id="900005" name="Grafik 900005" descr="Pentan izomerlerinin kaynama noktası ve buhar basıncı"/>
+            <wp:extent cx="5400000" cy="2808000"/>
+            <wp:docPr id="900005" name="Grafik 900005" descr="C8H18 izomerlerinin kaynama noktaları"/>
             <wp:cNvGraphicFramePr>
               <a:graphicFrameLocks noChangeAspect="1"/>
             </wp:cNvGraphicFramePr>
@@ -4464,7 +4708,7 @@
                   <pic:spPr>
                     <a:xfrm>
                       <a:off x="0" y="0"/>
-                      <a:ext cx="5400000" cy="2306880"/>
+                      <a:ext cx="5400000" cy="2808000"/>
                     </a:xfrm>
                     <a:prstGeom prst="rect">
                       <a:avLst/>
@@ -4487,9 +4731,8 @@
       </w:pPr>
       <w:r>
         <w:rPr>
-          <w:rFonts w:ascii="Times New Roman" w:hAnsi="Times New Roman" w:cs="Times New Roman"/>
           <w:b/>
-          <w:bCs/>
+          <w:rFonts w:ascii="Times New Roman" w:hAnsi="Times New Roman" w:cs="Times New Roman"/>
           <w:lang w:val="tr-TR"/>
         </w:rPr>
         <w:t xml:space="preserve">Grafik B:</w:t>
@@ -4499,15 +4742,15 @@
           <w:rFonts w:ascii="Times New Roman" w:hAnsi="Times New Roman" w:cs="Times New Roman"/>
           <w:lang w:val="tr-TR"/>
         </w:rPr>
-        <w:t xml:space="preserve"> C</w:t>
-      </w:r>
-      <w:r>
-        <w:rPr>
-          <w:rFonts w:ascii="Times New Roman" w:hAnsi="Times New Roman" w:cs="Times New Roman"/>
+        <w:t xml:space="preserve"> Bazı C</w:t>
+      </w:r>
+      <w:r>
+        <w:rPr>
+          <w:rFonts w:ascii="Times New Roman" w:hAnsi="Times New Roman" w:cs="Times New Roman"/>
+          <w:lang w:val="tr-TR"/>
           <w:vertAlign w:val="subscript"/>
-          <w:lang w:val="tr-TR"/>
-        </w:rPr>
-        <w:t xml:space="preserve">5</w:t>
+        </w:rPr>
+        <w:t xml:space="preserve">8</w:t>
       </w:r>
       <w:r>
         <w:rPr>
@@ -4519,17 +4762,17 @@
       <w:r>
         <w:rPr>
           <w:rFonts w:ascii="Times New Roman" w:hAnsi="Times New Roman" w:cs="Times New Roman"/>
+          <w:lang w:val="tr-TR"/>
           <w:vertAlign w:val="subscript"/>
-          <w:lang w:val="tr-TR"/>
-        </w:rPr>
-        <w:t xml:space="preserve">12</w:t>
-      </w:r>
-      <w:r>
-        <w:rPr>
-          <w:rFonts w:ascii="Times New Roman" w:hAnsi="Times New Roman" w:cs="Times New Roman"/>
-          <w:lang w:val="tr-TR"/>
-        </w:rPr>
-        <w:t xml:space="preserve"> izomerlerinin normal kaynama noktaları ve 25 °C’deki buhar basınçları</w:t>
+        </w:rPr>
+        <w:t xml:space="preserve">18</w:t>
+      </w:r>
+      <w:r>
+        <w:rPr>
+          <w:rFonts w:ascii="Times New Roman" w:hAnsi="Times New Roman" w:cs="Times New Roman"/>
+          <w:lang w:val="tr-TR"/>
+        </w:rPr>
+        <w:t xml:space="preserve"> izomerlerinin normal kaynama noktaları</w:t>
       </w:r>
     </w:p>
     <w:p xmlns:a="http://schemas.openxmlformats.org/drawingml/2006/main" xmlns:pic="http://schemas.openxmlformats.org/drawingml/2006/picture">
@@ -4543,8 +4786,8 @@
       <w:r>
         <w:drawing>
           <wp:inline distT="0" distB="0" distL="0" distR="0">
-            <wp:extent cx="3960000" cy="1570490"/>
-            <wp:docPr id="900006" name="Grafik 900006" descr="Pentan ve 2,2-dimetilpropan uzay dolgu modelleri"/>
+            <wp:extent cx="3960000" cy="1370769"/>
+            <wp:docPr id="900006" name="Grafik 900006" descr="Oktan ve 2,2,4-trimetilpentan uzay dolgu modelleri"/>
             <wp:cNvGraphicFramePr>
               <a:graphicFrameLocks noChangeAspect="1"/>
             </wp:cNvGraphicFramePr>
@@ -4564,7 +4807,7 @@
                   <pic:spPr>
                     <a:xfrm>
                       <a:off x="0" y="0"/>
-                      <a:ext cx="3960000" cy="1570490"/>
+                      <a:ext cx="3960000" cy="1370769"/>
                     </a:xfrm>
                     <a:prstGeom prst="rect">
                       <a:avLst/>
@@ -4587,9 +4830,8 @@
       </w:pPr>
       <w:r>
         <w:rPr>
-          <w:rFonts w:ascii="Times New Roman" w:hAnsi="Times New Roman" w:cs="Times New Roman"/>
           <w:b/>
-          <w:bCs/>
+          <w:rFonts w:ascii="Times New Roman" w:hAnsi="Times New Roman" w:cs="Times New Roman"/>
           <w:lang w:val="tr-TR"/>
         </w:rPr>
         <w:t xml:space="preserve">Görsel C:</w:t>
@@ -4599,7 +4841,7 @@
           <w:rFonts w:ascii="Times New Roman" w:hAnsi="Times New Roman" w:cs="Times New Roman"/>
           <w:lang w:val="tr-TR"/>
         </w:rPr>
-        <w:t xml:space="preserve"> Pentan ve 2,2-dimetilpropan moleküllerinin uzay dolgu modelleri</w:t>
+        <w:t xml:space="preserve"> Oktan ve 2,2,4-trimetilpentan moleküllerinin uzay dolgu modelleri (C: koyu gri, H: açık gri)</w:t>
       </w:r>
     </w:p>
     <w:p>
@@ -4631,7 +4873,7 @@
           <w:rFonts w:ascii="Times New Roman" w:hAnsi="Times New Roman" w:cs="Times New Roman"/>
           <w:lang w:val="tr-TR"/>
         </w:rPr>
-        <w:t xml:space="preserve">Kimyasal özellikler bakımından en önemli benzerlik, bütün hidrokarbonların oksijenle yanarak ısı açığa çıkarmasıdır. Yeterli oksijenle gerçekleşen tam yanmada karbon dioksit ve su oluşur:</w:t>
+        <w:t xml:space="preserve">Kimyasal özellikler bakımından en önemli benzerlik, bütün hidrokarbonların oksijenle yanarak ısı açığa çıkarmasıdır. Yeterli oksijenle gerçekleşen tam yanmada karbon dioksit ve su oluşur. Üç karbonlu alkan (propan), alken (propen) ve alkinin (propin) tam yanma denklemleri aşağıda verilmiştir:</w:t>
       </w:r>
     </w:p>
     <w:p>
@@ -4647,28 +4889,43 @@
           <w:rFonts w:ascii="Times New Roman" w:hAnsi="Times New Roman" w:cs="Times New Roman"/>
           <w:lang w:val="tr-TR"/>
         </w:rPr>
-        <w:t xml:space="preserve">CH</w:t>
-      </w:r>
-      <w:r>
-        <w:rPr>
-          <w:rFonts w:ascii="Times New Roman" w:hAnsi="Times New Roman" w:cs="Times New Roman"/>
+        <w:t xml:space="preserve">C</w:t>
+      </w:r>
+      <w:r>
+        <w:rPr>
+          <w:rFonts w:ascii="Times New Roman" w:hAnsi="Times New Roman" w:cs="Times New Roman"/>
+          <w:lang w:val="tr-TR"/>
           <w:vertAlign w:val="subscript"/>
-          <w:lang w:val="tr-TR"/>
-        </w:rPr>
-        <w:t xml:space="preserve">4</w:t>
-      </w:r>
-      <w:r>
-        <w:rPr>
-          <w:rFonts w:ascii="Times New Roman" w:hAnsi="Times New Roman" w:cs="Times New Roman"/>
-          <w:lang w:val="tr-TR"/>
-        </w:rPr>
-        <w:t xml:space="preserve">(g) + 2O</w:t>
-      </w:r>
-      <w:r>
-        <w:rPr>
-          <w:rFonts w:ascii="Times New Roman" w:hAnsi="Times New Roman" w:cs="Times New Roman"/>
+        </w:rPr>
+        <w:t xml:space="preserve">3</w:t>
+      </w:r>
+      <w:r>
+        <w:rPr>
+          <w:rFonts w:ascii="Times New Roman" w:hAnsi="Times New Roman" w:cs="Times New Roman"/>
+          <w:lang w:val="tr-TR"/>
+        </w:rPr>
+        <w:t xml:space="preserve">H</w:t>
+      </w:r>
+      <w:r>
+        <w:rPr>
+          <w:rFonts w:ascii="Times New Roman" w:hAnsi="Times New Roman" w:cs="Times New Roman"/>
+          <w:lang w:val="tr-TR"/>
           <w:vertAlign w:val="subscript"/>
-          <w:lang w:val="tr-TR"/>
+        </w:rPr>
+        <w:t xml:space="preserve">8</w:t>
+      </w:r>
+      <w:r>
+        <w:rPr>
+          <w:rFonts w:ascii="Times New Roman" w:hAnsi="Times New Roman" w:cs="Times New Roman"/>
+          <w:lang w:val="tr-TR"/>
+        </w:rPr>
+        <w:t xml:space="preserve">(g) + 5O</w:t>
+      </w:r>
+      <w:r>
+        <w:rPr>
+          <w:rFonts w:ascii="Times New Roman" w:hAnsi="Times New Roman" w:cs="Times New Roman"/>
+          <w:lang w:val="tr-TR"/>
+          <w:vertAlign w:val="subscript"/>
         </w:rPr>
         <w:t xml:space="preserve">2</w:t>
       </w:r>
@@ -4677,13 +4934,13 @@
           <w:rFonts w:ascii="Times New Roman" w:hAnsi="Times New Roman" w:cs="Times New Roman"/>
           <w:lang w:val="tr-TR"/>
         </w:rPr>
-        <w:t xml:space="preserve">(g) → CO</w:t>
-      </w:r>
-      <w:r>
-        <w:rPr>
-          <w:rFonts w:ascii="Times New Roman" w:hAnsi="Times New Roman" w:cs="Times New Roman"/>
+        <w:t xml:space="preserve">(g) → 3CO</w:t>
+      </w:r>
+      <w:r>
+        <w:rPr>
+          <w:rFonts w:ascii="Times New Roman" w:hAnsi="Times New Roman" w:cs="Times New Roman"/>
+          <w:lang w:val="tr-TR"/>
           <w:vertAlign w:val="subscript"/>
-          <w:lang w:val="tr-TR"/>
         </w:rPr>
         <w:t xml:space="preserve">2</w:t>
       </w:r>
@@ -4692,13 +4949,13 @@
           <w:rFonts w:ascii="Times New Roman" w:hAnsi="Times New Roman" w:cs="Times New Roman"/>
           <w:lang w:val="tr-TR"/>
         </w:rPr>
-        <w:t xml:space="preserve">(g) + 2H</w:t>
-      </w:r>
-      <w:r>
-        <w:rPr>
-          <w:rFonts w:ascii="Times New Roman" w:hAnsi="Times New Roman" w:cs="Times New Roman"/>
+        <w:t xml:space="preserve">(g) + 4H</w:t>
+      </w:r>
+      <w:r>
+        <w:rPr>
+          <w:rFonts w:ascii="Times New Roman" w:hAnsi="Times New Roman" w:cs="Times New Roman"/>
+          <w:lang w:val="tr-TR"/>
           <w:vertAlign w:val="subscript"/>
-          <w:lang w:val="tr-TR"/>
         </w:rPr>
         <w:t xml:space="preserve">2</w:t>
       </w:r>
@@ -4723,13 +4980,43 @@
           <w:rFonts w:ascii="Times New Roman" w:hAnsi="Times New Roman" w:cs="Times New Roman"/>
           <w:lang w:val="tr-TR"/>
         </w:rPr>
-        <w:t xml:space="preserve">C</w:t>
-      </w:r>
-      <w:r>
-        <w:rPr>
-          <w:rFonts w:ascii="Times New Roman" w:hAnsi="Times New Roman" w:cs="Times New Roman"/>
+        <w:t xml:space="preserve">2C</w:t>
+      </w:r>
+      <w:r>
+        <w:rPr>
+          <w:rFonts w:ascii="Times New Roman" w:hAnsi="Times New Roman" w:cs="Times New Roman"/>
+          <w:lang w:val="tr-TR"/>
           <w:vertAlign w:val="subscript"/>
-          <w:lang w:val="tr-TR"/>
+        </w:rPr>
+        <w:t xml:space="preserve">3</w:t>
+      </w:r>
+      <w:r>
+        <w:rPr>
+          <w:rFonts w:ascii="Times New Roman" w:hAnsi="Times New Roman" w:cs="Times New Roman"/>
+          <w:lang w:val="tr-TR"/>
+        </w:rPr>
+        <w:t xml:space="preserve">H</w:t>
+      </w:r>
+      <w:r>
+        <w:rPr>
+          <w:rFonts w:ascii="Times New Roman" w:hAnsi="Times New Roman" w:cs="Times New Roman"/>
+          <w:lang w:val="tr-TR"/>
+          <w:vertAlign w:val="subscript"/>
+        </w:rPr>
+        <w:t xml:space="preserve">6</w:t>
+      </w:r>
+      <w:r>
+        <w:rPr>
+          <w:rFonts w:ascii="Times New Roman" w:hAnsi="Times New Roman" w:cs="Times New Roman"/>
+          <w:lang w:val="tr-TR"/>
+        </w:rPr>
+        <w:t xml:space="preserve">(g) + 9O</w:t>
+      </w:r>
+      <w:r>
+        <w:rPr>
+          <w:rFonts w:ascii="Times New Roman" w:hAnsi="Times New Roman" w:cs="Times New Roman"/>
+          <w:lang w:val="tr-TR"/>
+          <w:vertAlign w:val="subscript"/>
         </w:rPr>
         <w:t xml:space="preserve">2</w:t>
       </w:r>
@@ -4738,58 +5025,28 @@
           <w:rFonts w:ascii="Times New Roman" w:hAnsi="Times New Roman" w:cs="Times New Roman"/>
           <w:lang w:val="tr-TR"/>
         </w:rPr>
-        <w:t xml:space="preserve">H</w:t>
-      </w:r>
-      <w:r>
-        <w:rPr>
-          <w:rFonts w:ascii="Times New Roman" w:hAnsi="Times New Roman" w:cs="Times New Roman"/>
+        <w:t xml:space="preserve">(g) → 6CO</w:t>
+      </w:r>
+      <w:r>
+        <w:rPr>
+          <w:rFonts w:ascii="Times New Roman" w:hAnsi="Times New Roman" w:cs="Times New Roman"/>
+          <w:lang w:val="tr-TR"/>
           <w:vertAlign w:val="subscript"/>
-          <w:lang w:val="tr-TR"/>
-        </w:rPr>
-        <w:t xml:space="preserve">4</w:t>
-      </w:r>
-      <w:r>
-        <w:rPr>
-          <w:rFonts w:ascii="Times New Roman" w:hAnsi="Times New Roman" w:cs="Times New Roman"/>
-          <w:lang w:val="tr-TR"/>
-        </w:rPr>
-        <w:t xml:space="preserve">(g) + 3O</w:t>
-      </w:r>
-      <w:r>
-        <w:rPr>
-          <w:rFonts w:ascii="Times New Roman" w:hAnsi="Times New Roman" w:cs="Times New Roman"/>
+        </w:rPr>
+        <w:t xml:space="preserve">2</w:t>
+      </w:r>
+      <w:r>
+        <w:rPr>
+          <w:rFonts w:ascii="Times New Roman" w:hAnsi="Times New Roman" w:cs="Times New Roman"/>
+          <w:lang w:val="tr-TR"/>
+        </w:rPr>
+        <w:t xml:space="preserve">(g) + 6H</w:t>
+      </w:r>
+      <w:r>
+        <w:rPr>
+          <w:rFonts w:ascii="Times New Roman" w:hAnsi="Times New Roman" w:cs="Times New Roman"/>
+          <w:lang w:val="tr-TR"/>
           <w:vertAlign w:val="subscript"/>
-          <w:lang w:val="tr-TR"/>
-        </w:rPr>
-        <w:t xml:space="preserve">2</w:t>
-      </w:r>
-      <w:r>
-        <w:rPr>
-          <w:rFonts w:ascii="Times New Roman" w:hAnsi="Times New Roman" w:cs="Times New Roman"/>
-          <w:lang w:val="tr-TR"/>
-        </w:rPr>
-        <w:t xml:space="preserve">(g) → 2CO</w:t>
-      </w:r>
-      <w:r>
-        <w:rPr>
-          <w:rFonts w:ascii="Times New Roman" w:hAnsi="Times New Roman" w:cs="Times New Roman"/>
-          <w:vertAlign w:val="subscript"/>
-          <w:lang w:val="tr-TR"/>
-        </w:rPr>
-        <w:t xml:space="preserve">2</w:t>
-      </w:r>
-      <w:r>
-        <w:rPr>
-          <w:rFonts w:ascii="Times New Roman" w:hAnsi="Times New Roman" w:cs="Times New Roman"/>
-          <w:lang w:val="tr-TR"/>
-        </w:rPr>
-        <w:t xml:space="preserve">(g) + 2H</w:t>
-      </w:r>
-      <w:r>
-        <w:rPr>
-          <w:rFonts w:ascii="Times New Roman" w:hAnsi="Times New Roman" w:cs="Times New Roman"/>
-          <w:vertAlign w:val="subscript"/>
-          <w:lang w:val="tr-TR"/>
         </w:rPr>
         <w:t xml:space="preserve">2</w:t>
       </w:r>
@@ -4814,13 +5071,43 @@
           <w:rFonts w:ascii="Times New Roman" w:hAnsi="Times New Roman" w:cs="Times New Roman"/>
           <w:lang w:val="tr-TR"/>
         </w:rPr>
-        <w:t xml:space="preserve">2C</w:t>
-      </w:r>
-      <w:r>
-        <w:rPr>
-          <w:rFonts w:ascii="Times New Roman" w:hAnsi="Times New Roman" w:cs="Times New Roman"/>
+        <w:t xml:space="preserve">C</w:t>
+      </w:r>
+      <w:r>
+        <w:rPr>
+          <w:rFonts w:ascii="Times New Roman" w:hAnsi="Times New Roman" w:cs="Times New Roman"/>
+          <w:lang w:val="tr-TR"/>
           <w:vertAlign w:val="subscript"/>
-          <w:lang w:val="tr-TR"/>
+        </w:rPr>
+        <w:t xml:space="preserve">3</w:t>
+      </w:r>
+      <w:r>
+        <w:rPr>
+          <w:rFonts w:ascii="Times New Roman" w:hAnsi="Times New Roman" w:cs="Times New Roman"/>
+          <w:lang w:val="tr-TR"/>
+        </w:rPr>
+        <w:t xml:space="preserve">H</w:t>
+      </w:r>
+      <w:r>
+        <w:rPr>
+          <w:rFonts w:ascii="Times New Roman" w:hAnsi="Times New Roman" w:cs="Times New Roman"/>
+          <w:lang w:val="tr-TR"/>
+          <w:vertAlign w:val="subscript"/>
+        </w:rPr>
+        <w:t xml:space="preserve">4</w:t>
+      </w:r>
+      <w:r>
+        <w:rPr>
+          <w:rFonts w:ascii="Times New Roman" w:hAnsi="Times New Roman" w:cs="Times New Roman"/>
+          <w:lang w:val="tr-TR"/>
+        </w:rPr>
+        <w:t xml:space="preserve">(g) + 4O</w:t>
+      </w:r>
+      <w:r>
+        <w:rPr>
+          <w:rFonts w:ascii="Times New Roman" w:hAnsi="Times New Roman" w:cs="Times New Roman"/>
+          <w:lang w:val="tr-TR"/>
+          <w:vertAlign w:val="subscript"/>
         </w:rPr>
         <w:t xml:space="preserve">2</w:t>
       </w:r>
@@ -4829,13 +5116,13 @@
           <w:rFonts w:ascii="Times New Roman" w:hAnsi="Times New Roman" w:cs="Times New Roman"/>
           <w:lang w:val="tr-TR"/>
         </w:rPr>
-        <w:t xml:space="preserve">H</w:t>
-      </w:r>
-      <w:r>
-        <w:rPr>
-          <w:rFonts w:ascii="Times New Roman" w:hAnsi="Times New Roman" w:cs="Times New Roman"/>
+        <w:t xml:space="preserve">(g) → 3CO</w:t>
+      </w:r>
+      <w:r>
+        <w:rPr>
+          <w:rFonts w:ascii="Times New Roman" w:hAnsi="Times New Roman" w:cs="Times New Roman"/>
+          <w:lang w:val="tr-TR"/>
           <w:vertAlign w:val="subscript"/>
-          <w:lang w:val="tr-TR"/>
         </w:rPr>
         <w:t xml:space="preserve">2</w:t>
       </w:r>
@@ -4844,43 +5131,13 @@
           <w:rFonts w:ascii="Times New Roman" w:hAnsi="Times New Roman" w:cs="Times New Roman"/>
           <w:lang w:val="tr-TR"/>
         </w:rPr>
-        <w:t xml:space="preserve">(g) + 5O</w:t>
-      </w:r>
-      <w:r>
-        <w:rPr>
-          <w:rFonts w:ascii="Times New Roman" w:hAnsi="Times New Roman" w:cs="Times New Roman"/>
+        <w:t xml:space="preserve">(g) + 2H</w:t>
+      </w:r>
+      <w:r>
+        <w:rPr>
+          <w:rFonts w:ascii="Times New Roman" w:hAnsi="Times New Roman" w:cs="Times New Roman"/>
+          <w:lang w:val="tr-TR"/>
           <w:vertAlign w:val="subscript"/>
-          <w:lang w:val="tr-TR"/>
-        </w:rPr>
-        <w:t xml:space="preserve">2</w:t>
-      </w:r>
-      <w:r>
-        <w:rPr>
-          <w:rFonts w:ascii="Times New Roman" w:hAnsi="Times New Roman" w:cs="Times New Roman"/>
-          <w:lang w:val="tr-TR"/>
-        </w:rPr>
-        <w:t xml:space="preserve">(g) → 4CO</w:t>
-      </w:r>
-      <w:r>
-        <w:rPr>
-          <w:rFonts w:ascii="Times New Roman" w:hAnsi="Times New Roman" w:cs="Times New Roman"/>
-          <w:vertAlign w:val="subscript"/>
-          <w:lang w:val="tr-TR"/>
-        </w:rPr>
-        <w:t xml:space="preserve">2</w:t>
-      </w:r>
-      <w:r>
-        <w:rPr>
-          <w:rFonts w:ascii="Times New Roman" w:hAnsi="Times New Roman" w:cs="Times New Roman"/>
-          <w:lang w:val="tr-TR"/>
-        </w:rPr>
-        <w:t xml:space="preserve">(g) + 2H</w:t>
-      </w:r>
-      <w:r>
-        <w:rPr>
-          <w:rFonts w:ascii="Times New Roman" w:hAnsi="Times New Roman" w:cs="Times New Roman"/>
-          <w:vertAlign w:val="subscript"/>
-          <w:lang w:val="tr-TR"/>
         </w:rPr>
         <w:t xml:space="preserve">2</w:t>
       </w:r>
@@ -4905,7 +5162,7 @@
           <w:rFonts w:ascii="Times New Roman" w:hAnsi="Times New Roman" w:cs="Times New Roman"/>
           <w:lang w:val="tr-TR"/>
         </w:rPr>
-        <w:t xml:space="preserve">Oksijen yetersiz olduğunda yanma tam gerçekleşmez; zehirli karbon monoksit (CO) ve is (karbon tanecikleri) oluşur. Etkinlikte etinin havada çok isli yandığını gördünüz. Etin molekülünde karbon oranı yüksek olduğundan havada tam yanma zorlaşır. Etin saf oksijenle yakıldığında ise 3000 °C’nin üzerinde sıcaklığa ulaşan bir alev elde edilir; oksi-asetilen kaynağında bu özellikten yararlanılır.</w:t>
+        <w:t xml:space="preserve">Oksijen yetersiz olduğunda yanma tam gerçekleşmez; zehirli karbon monoksit (CO) ve is (karbon tanecikleri) oluşur. Molekülde karbonun kütlece oranı arttıkça havada tam yanma zorlaşır ve alev isli olur. Bu nedenle aynı karbon sayısında alkinler alkenlerden, alkenler de alkanlardan daha isli yanar. Etin saf oksijenle yakıldığında ise 3000 °C’nin üzerinde sıcaklığa ulaşan bir alev elde edilir; oksi-asetilen kaynağında bu özellikten yararlanılır.</w:t>
       </w:r>
     </w:p>
     <w:p>
@@ -4921,28 +5178,12 @@
           <w:rFonts w:ascii="Times New Roman" w:hAnsi="Times New Roman" w:cs="Times New Roman"/>
           <w:lang w:val="tr-TR"/>
         </w:rPr>
-        <w:t xml:space="preserve">Veri Kartı 3’te etenin ve etinin bromlu suyun rengini giderdiğini, H</w:t>
-      </w:r>
-      <w:r>
-        <w:rPr>
-          <w:rFonts w:ascii="Times New Roman" w:hAnsi="Times New Roman" w:cs="Times New Roman"/>
-          <w:vertAlign w:val="subscript"/>
-          <w:lang w:val="tr-TR"/>
-        </w:rPr>
-        <w:t xml:space="preserve">2</w:t>
-      </w:r>
-      <w:r>
-        <w:rPr>
-          <w:rFonts w:ascii="Times New Roman" w:hAnsi="Times New Roman" w:cs="Times New Roman"/>
-          <w:lang w:val="tr-TR"/>
-        </w:rPr>
-        <w:t xml:space="preserve"> ile tepkime verdiğini; etanın ise bu tepkimeleri vermediğini gördünüz. Bu farklılık pi bağının varlığıyla ilişkilidir. Pi bağı sigma bağından daha zayıftır ve elektronları bağ ekseninin dışında yoğunlaştığı için tepkimelere daha kolay katılır. Alken ve alkinlerde pi bağı kırılarak çift ya da üçlü bağa katılan karbon atomlarına yeni atomlar bağlanır. Bu tür tepkimelere </w:t>
-      </w:r>
-      <w:r>
-        <w:rPr>
-          <w:rFonts w:ascii="Times New Roman" w:hAnsi="Times New Roman" w:cs="Times New Roman"/>
+        <w:t xml:space="preserve">Alkanlar ile alken ve alkinler arasındaki en belirgin kimyasal farklılık pi bağının varlığıyla ilişkilidir. Pi bağı sigma bağından daha zayıftır ve elektronları bağ ekseninin dışında yoğunlaştığı için tepkimelere daha kolay katılır. Alken ve alkinlerde pi bağı kırılarak çift ya da üçlü bağa katılan karbon atomlarına yeni atomlar bağlanır. Bu tür tepkimelere </w:t>
+      </w:r>
+      <w:r>
+        <w:rPr>
           <w:b/>
-          <w:bCs/>
+          <w:rFonts w:ascii="Times New Roman" w:hAnsi="Times New Roman" w:cs="Times New Roman"/>
           <w:lang w:val="tr-TR"/>
         </w:rPr>
         <w:t xml:space="preserve">katılma tepkimeleri</w:t>
@@ -4952,7 +5193,7 @@
           <w:rFonts w:ascii="Times New Roman" w:hAnsi="Times New Roman" w:cs="Times New Roman"/>
           <w:lang w:val="tr-TR"/>
         </w:rPr>
-        <w:t xml:space="preserve"> denir. Pi bağı bulunduran hidrokarbonlar doymamış, yalnızca tekli bağ bulunduranlar ise doymuş hidrokarbonlardır.</w:t>
+        <w:t xml:space="preserve"> denir. Pi bağı bulunduran hidrokarbonlar doymamış, yalnızca tekli bağ bulunduranlar ise doymuş hidrokarbonlardır. Tablo A’da but-2-en örneği üzerinden alkenlerin katılma tepkimeleri gösterilmiştir.</w:t>
       </w:r>
     </w:p>
     <w:p>
@@ -5144,8 +5385,38 @@
             <w:r>
               <w:rPr>
                 <w:rFonts w:ascii="Times New Roman" w:hAnsi="Times New Roman" w:cs="Times New Roman"/>
+                <w:lang w:val="tr-TR"/>
                 <w:vertAlign w:val="subscript"/>
-                <w:lang w:val="tr-TR"/>
+              </w:rPr>
+              <w:t xml:space="preserve">3</w:t>
+            </w:r>
+            <w:r>
+              <w:rPr>
+                <w:rFonts w:ascii="Times New Roman" w:hAnsi="Times New Roman" w:cs="Times New Roman"/>
+                <w:lang w:val="tr-TR"/>
+              </w:rPr>
+              <w:t xml:space="preserve">–CH=CH–CH</w:t>
+            </w:r>
+            <w:r>
+              <w:rPr>
+                <w:rFonts w:ascii="Times New Roman" w:hAnsi="Times New Roman" w:cs="Times New Roman"/>
+                <w:lang w:val="tr-TR"/>
+                <w:vertAlign w:val="subscript"/>
+              </w:rPr>
+              <w:t xml:space="preserve">3</w:t>
+            </w:r>
+            <w:r>
+              <w:rPr>
+                <w:rFonts w:ascii="Times New Roman" w:hAnsi="Times New Roman" w:cs="Times New Roman"/>
+                <w:lang w:val="tr-TR"/>
+              </w:rPr>
+              <w:t xml:space="preserve"> + H</w:t>
+            </w:r>
+            <w:r>
+              <w:rPr>
+                <w:rFonts w:ascii="Times New Roman" w:hAnsi="Times New Roman" w:cs="Times New Roman"/>
+                <w:lang w:val="tr-TR"/>
+                <w:vertAlign w:val="subscript"/>
               </w:rPr>
               <w:t xml:space="preserve">2</w:t>
             </w:r>
@@ -5154,13 +5425,28 @@
                 <w:rFonts w:ascii="Times New Roman" w:hAnsi="Times New Roman" w:cs="Times New Roman"/>
                 <w:lang w:val="tr-TR"/>
               </w:rPr>
-              <w:t xml:space="preserve">=CH</w:t>
-            </w:r>
-            <w:r>
-              <w:rPr>
-                <w:rFonts w:ascii="Times New Roman" w:hAnsi="Times New Roman" w:cs="Times New Roman"/>
+              <w:t xml:space="preserve"> → CH</w:t>
+            </w:r>
+            <w:r>
+              <w:rPr>
+                <w:rFonts w:ascii="Times New Roman" w:hAnsi="Times New Roman" w:cs="Times New Roman"/>
+                <w:lang w:val="tr-TR"/>
                 <w:vertAlign w:val="subscript"/>
-                <w:lang w:val="tr-TR"/>
+              </w:rPr>
+              <w:t xml:space="preserve">3</w:t>
+            </w:r>
+            <w:r>
+              <w:rPr>
+                <w:rFonts w:ascii="Times New Roman" w:hAnsi="Times New Roman" w:cs="Times New Roman"/>
+                <w:lang w:val="tr-TR"/>
+              </w:rPr>
+              <w:t xml:space="preserve">–CH</w:t>
+            </w:r>
+            <w:r>
+              <w:rPr>
+                <w:rFonts w:ascii="Times New Roman" w:hAnsi="Times New Roman" w:cs="Times New Roman"/>
+                <w:lang w:val="tr-TR"/>
+                <w:vertAlign w:val="subscript"/>
               </w:rPr>
               <w:t xml:space="preserve">2</w:t>
             </w:r>
@@ -5169,13 +5455,13 @@
                 <w:rFonts w:ascii="Times New Roman" w:hAnsi="Times New Roman" w:cs="Times New Roman"/>
                 <w:lang w:val="tr-TR"/>
               </w:rPr>
-              <w:t xml:space="preserve"> + H</w:t>
-            </w:r>
-            <w:r>
-              <w:rPr>
-                <w:rFonts w:ascii="Times New Roman" w:hAnsi="Times New Roman" w:cs="Times New Roman"/>
+              <w:t xml:space="preserve">–CH</w:t>
+            </w:r>
+            <w:r>
+              <w:rPr>
+                <w:rFonts w:ascii="Times New Roman" w:hAnsi="Times New Roman" w:cs="Times New Roman"/>
+                <w:lang w:val="tr-TR"/>
                 <w:vertAlign w:val="subscript"/>
-                <w:lang w:val="tr-TR"/>
               </w:rPr>
               <w:t xml:space="preserve">2</w:t>
             </w:r>
@@ -5184,28 +5470,13 @@
                 <w:rFonts w:ascii="Times New Roman" w:hAnsi="Times New Roman" w:cs="Times New Roman"/>
                 <w:lang w:val="tr-TR"/>
               </w:rPr>
-              <w:t xml:space="preserve"> → CH</w:t>
-            </w:r>
-            <w:r>
-              <w:rPr>
-                <w:rFonts w:ascii="Times New Roman" w:hAnsi="Times New Roman" w:cs="Times New Roman"/>
+              <w:t xml:space="preserve">–CH</w:t>
+            </w:r>
+            <w:r>
+              <w:rPr>
+                <w:rFonts w:ascii="Times New Roman" w:hAnsi="Times New Roman" w:cs="Times New Roman"/>
+                <w:lang w:val="tr-TR"/>
                 <w:vertAlign w:val="subscript"/>
-                <w:lang w:val="tr-TR"/>
-              </w:rPr>
-              <w:t xml:space="preserve">3</w:t>
-            </w:r>
-            <w:r>
-              <w:rPr>
-                <w:rFonts w:ascii="Times New Roman" w:hAnsi="Times New Roman" w:cs="Times New Roman"/>
-                <w:lang w:val="tr-TR"/>
-              </w:rPr>
-              <w:t xml:space="preserve">–CH</w:t>
-            </w:r>
-            <w:r>
-              <w:rPr>
-                <w:rFonts w:ascii="Times New Roman" w:hAnsi="Times New Roman" w:cs="Times New Roman"/>
-                <w:vertAlign w:val="subscript"/>
-                <w:lang w:val="tr-TR"/>
               </w:rPr>
               <w:t xml:space="preserve">3</w:t>
             </w:r>
@@ -5325,8 +5596,38 @@
             <w:r>
               <w:rPr>
                 <w:rFonts w:ascii="Times New Roman" w:hAnsi="Times New Roman" w:cs="Times New Roman"/>
+                <w:lang w:val="tr-TR"/>
                 <w:vertAlign w:val="subscript"/>
-                <w:lang w:val="tr-TR"/>
+              </w:rPr>
+              <w:t xml:space="preserve">3</w:t>
+            </w:r>
+            <w:r>
+              <w:rPr>
+                <w:rFonts w:ascii="Times New Roman" w:hAnsi="Times New Roman" w:cs="Times New Roman"/>
+                <w:lang w:val="tr-TR"/>
+              </w:rPr>
+              <w:t xml:space="preserve">–CH=CH–CH</w:t>
+            </w:r>
+            <w:r>
+              <w:rPr>
+                <w:rFonts w:ascii="Times New Roman" w:hAnsi="Times New Roman" w:cs="Times New Roman"/>
+                <w:lang w:val="tr-TR"/>
+                <w:vertAlign w:val="subscript"/>
+              </w:rPr>
+              <w:t xml:space="preserve">3</w:t>
+            </w:r>
+            <w:r>
+              <w:rPr>
+                <w:rFonts w:ascii="Times New Roman" w:hAnsi="Times New Roman" w:cs="Times New Roman"/>
+                <w:lang w:val="tr-TR"/>
+              </w:rPr>
+              <w:t xml:space="preserve"> + Br</w:t>
+            </w:r>
+            <w:r>
+              <w:rPr>
+                <w:rFonts w:ascii="Times New Roman" w:hAnsi="Times New Roman" w:cs="Times New Roman"/>
+                <w:lang w:val="tr-TR"/>
+                <w:vertAlign w:val="subscript"/>
               </w:rPr>
               <w:t xml:space="preserve">2</w:t>
             </w:r>
@@ -5335,67 +5636,30 @@
                 <w:rFonts w:ascii="Times New Roman" w:hAnsi="Times New Roman" w:cs="Times New Roman"/>
                 <w:lang w:val="tr-TR"/>
               </w:rPr>
-              <w:t xml:space="preserve">=CH</w:t>
-            </w:r>
-            <w:r>
-              <w:rPr>
-                <w:rFonts w:ascii="Times New Roman" w:hAnsi="Times New Roman" w:cs="Times New Roman"/>
+              <w:t xml:space="preserve"> → CH</w:t>
+            </w:r>
+            <w:r>
+              <w:rPr>
+                <w:rFonts w:ascii="Times New Roman" w:hAnsi="Times New Roman" w:cs="Times New Roman"/>
+                <w:lang w:val="tr-TR"/>
                 <w:vertAlign w:val="subscript"/>
-                <w:lang w:val="tr-TR"/>
-              </w:rPr>
-              <w:t xml:space="preserve">2</w:t>
-            </w:r>
-            <w:r>
-              <w:rPr>
-                <w:rFonts w:ascii="Times New Roman" w:hAnsi="Times New Roman" w:cs="Times New Roman"/>
-                <w:lang w:val="tr-TR"/>
-              </w:rPr>
-              <w:t xml:space="preserve"> + Br</w:t>
-            </w:r>
-            <w:r>
-              <w:rPr>
-                <w:rFonts w:ascii="Times New Roman" w:hAnsi="Times New Roman" w:cs="Times New Roman"/>
+              </w:rPr>
+              <w:t xml:space="preserve">3</w:t>
+            </w:r>
+            <w:r>
+              <w:rPr>
+                <w:rFonts w:ascii="Times New Roman" w:hAnsi="Times New Roman" w:cs="Times New Roman"/>
+                <w:lang w:val="tr-TR"/>
+              </w:rPr>
+              <w:t xml:space="preserve">–CHBr–CHBr–CH</w:t>
+            </w:r>
+            <w:r>
+              <w:rPr>
+                <w:rFonts w:ascii="Times New Roman" w:hAnsi="Times New Roman" w:cs="Times New Roman"/>
+                <w:lang w:val="tr-TR"/>
                 <w:vertAlign w:val="subscript"/>
-                <w:lang w:val="tr-TR"/>
-              </w:rPr>
-              <w:t xml:space="preserve">2</w:t>
-            </w:r>
-            <w:r>
-              <w:rPr>
-                <w:rFonts w:ascii="Times New Roman" w:hAnsi="Times New Roman" w:cs="Times New Roman"/>
-                <w:lang w:val="tr-TR"/>
-              </w:rPr>
-              <w:t xml:space="preserve"> → BrCH</w:t>
-            </w:r>
-            <w:r>
-              <w:rPr>
-                <w:rFonts w:ascii="Times New Roman" w:hAnsi="Times New Roman" w:cs="Times New Roman"/>
-                <w:vertAlign w:val="subscript"/>
-                <w:lang w:val="tr-TR"/>
-              </w:rPr>
-              <w:t xml:space="preserve">2</w:t>
-            </w:r>
-            <w:r>
-              <w:rPr>
-                <w:rFonts w:ascii="Times New Roman" w:hAnsi="Times New Roman" w:cs="Times New Roman"/>
-                <w:lang w:val="tr-TR"/>
-              </w:rPr>
-              <w:t xml:space="preserve">–CH</w:t>
-            </w:r>
-            <w:r>
-              <w:rPr>
-                <w:rFonts w:ascii="Times New Roman" w:hAnsi="Times New Roman" w:cs="Times New Roman"/>
-                <w:vertAlign w:val="subscript"/>
-                <w:lang w:val="tr-TR"/>
-              </w:rPr>
-              <w:t xml:space="preserve">2</w:t>
-            </w:r>
-            <w:r>
-              <w:rPr>
-                <w:rFonts w:ascii="Times New Roman" w:hAnsi="Times New Roman" w:cs="Times New Roman"/>
-                <w:lang w:val="tr-TR"/>
-              </w:rPr>
-              <w:t xml:space="preserve">Br</w:t>
+              </w:rPr>
+              <w:t xml:space="preserve">3</w:t>
             </w:r>
           </w:p>
         </w:tc>
@@ -5468,8 +5732,53 @@
             <w:r>
               <w:rPr>
                 <w:rFonts w:ascii="Times New Roman" w:hAnsi="Times New Roman" w:cs="Times New Roman"/>
+                <w:lang w:val="tr-TR"/>
                 <w:vertAlign w:val="subscript"/>
-                <w:lang w:val="tr-TR"/>
+              </w:rPr>
+              <w:t xml:space="preserve">3</w:t>
+            </w:r>
+            <w:r>
+              <w:rPr>
+                <w:rFonts w:ascii="Times New Roman" w:hAnsi="Times New Roman" w:cs="Times New Roman"/>
+                <w:lang w:val="tr-TR"/>
+              </w:rPr>
+              <w:t xml:space="preserve">–CH=CH–CH</w:t>
+            </w:r>
+            <w:r>
+              <w:rPr>
+                <w:rFonts w:ascii="Times New Roman" w:hAnsi="Times New Roman" w:cs="Times New Roman"/>
+                <w:lang w:val="tr-TR"/>
+                <w:vertAlign w:val="subscript"/>
+              </w:rPr>
+              <w:t xml:space="preserve">3</w:t>
+            </w:r>
+            <w:r>
+              <w:rPr>
+                <w:rFonts w:ascii="Times New Roman" w:hAnsi="Times New Roman" w:cs="Times New Roman"/>
+                <w:lang w:val="tr-TR"/>
+              </w:rPr>
+              <w:t xml:space="preserve"> + HCl → CH</w:t>
+            </w:r>
+            <w:r>
+              <w:rPr>
+                <w:rFonts w:ascii="Times New Roman" w:hAnsi="Times New Roman" w:cs="Times New Roman"/>
+                <w:lang w:val="tr-TR"/>
+                <w:vertAlign w:val="subscript"/>
+              </w:rPr>
+              <w:t xml:space="preserve">3</w:t>
+            </w:r>
+            <w:r>
+              <w:rPr>
+                <w:rFonts w:ascii="Times New Roman" w:hAnsi="Times New Roman" w:cs="Times New Roman"/>
+                <w:lang w:val="tr-TR"/>
+              </w:rPr>
+              <w:t xml:space="preserve">–CHCl–CH</w:t>
+            </w:r>
+            <w:r>
+              <w:rPr>
+                <w:rFonts w:ascii="Times New Roman" w:hAnsi="Times New Roman" w:cs="Times New Roman"/>
+                <w:lang w:val="tr-TR"/>
+                <w:vertAlign w:val="subscript"/>
               </w:rPr>
               <w:t xml:space="preserve">2</w:t>
             </w:r>
@@ -5478,52 +5787,15 @@
                 <w:rFonts w:ascii="Times New Roman" w:hAnsi="Times New Roman" w:cs="Times New Roman"/>
                 <w:lang w:val="tr-TR"/>
               </w:rPr>
-              <w:t xml:space="preserve">=CH</w:t>
-            </w:r>
-            <w:r>
-              <w:rPr>
-                <w:rFonts w:ascii="Times New Roman" w:hAnsi="Times New Roman" w:cs="Times New Roman"/>
+              <w:t xml:space="preserve">–CH</w:t>
+            </w:r>
+            <w:r>
+              <w:rPr>
+                <w:rFonts w:ascii="Times New Roman" w:hAnsi="Times New Roman" w:cs="Times New Roman"/>
+                <w:lang w:val="tr-TR"/>
                 <w:vertAlign w:val="subscript"/>
-                <w:lang w:val="tr-TR"/>
-              </w:rPr>
-              <w:t xml:space="preserve">2</w:t>
-            </w:r>
-            <w:r>
-              <w:rPr>
-                <w:rFonts w:ascii="Times New Roman" w:hAnsi="Times New Roman" w:cs="Times New Roman"/>
-                <w:lang w:val="tr-TR"/>
-              </w:rPr>
-              <w:t xml:space="preserve"> + HCl → CH</w:t>
-            </w:r>
-            <w:r>
-              <w:rPr>
-                <w:rFonts w:ascii="Times New Roman" w:hAnsi="Times New Roman" w:cs="Times New Roman"/>
-                <w:vertAlign w:val="subscript"/>
-                <w:lang w:val="tr-TR"/>
               </w:rPr>
               <w:t xml:space="preserve">3</w:t>
-            </w:r>
-            <w:r>
-              <w:rPr>
-                <w:rFonts w:ascii="Times New Roman" w:hAnsi="Times New Roman" w:cs="Times New Roman"/>
-                <w:lang w:val="tr-TR"/>
-              </w:rPr>
-              <w:t xml:space="preserve">–CH</w:t>
-            </w:r>
-            <w:r>
-              <w:rPr>
-                <w:rFonts w:ascii="Times New Roman" w:hAnsi="Times New Roman" w:cs="Times New Roman"/>
-                <w:vertAlign w:val="subscript"/>
-                <w:lang w:val="tr-TR"/>
-              </w:rPr>
-              <w:t xml:space="preserve">2</w:t>
-            </w:r>
-            <w:r>
-              <w:rPr>
-                <w:rFonts w:ascii="Times New Roman" w:hAnsi="Times New Roman" w:cs="Times New Roman"/>
-                <w:lang w:val="tr-TR"/>
-              </w:rPr>
-              <w:t xml:space="preserve">Cl</w:t>
             </w:r>
           </w:p>
         </w:tc>
@@ -5611,8 +5883,38 @@
             <w:r>
               <w:rPr>
                 <w:rFonts w:ascii="Times New Roman" w:hAnsi="Times New Roman" w:cs="Times New Roman"/>
+                <w:lang w:val="tr-TR"/>
                 <w:vertAlign w:val="subscript"/>
-                <w:lang w:val="tr-TR"/>
+              </w:rPr>
+              <w:t xml:space="preserve">3</w:t>
+            </w:r>
+            <w:r>
+              <w:rPr>
+                <w:rFonts w:ascii="Times New Roman" w:hAnsi="Times New Roman" w:cs="Times New Roman"/>
+                <w:lang w:val="tr-TR"/>
+              </w:rPr>
+              <w:t xml:space="preserve">–CH=CH–CH</w:t>
+            </w:r>
+            <w:r>
+              <w:rPr>
+                <w:rFonts w:ascii="Times New Roman" w:hAnsi="Times New Roman" w:cs="Times New Roman"/>
+                <w:lang w:val="tr-TR"/>
+                <w:vertAlign w:val="subscript"/>
+              </w:rPr>
+              <w:t xml:space="preserve">3</w:t>
+            </w:r>
+            <w:r>
+              <w:rPr>
+                <w:rFonts w:ascii="Times New Roman" w:hAnsi="Times New Roman" w:cs="Times New Roman"/>
+                <w:lang w:val="tr-TR"/>
+              </w:rPr>
+              <w:t xml:space="preserve"> + H</w:t>
+            </w:r>
+            <w:r>
+              <w:rPr>
+                <w:rFonts w:ascii="Times New Roman" w:hAnsi="Times New Roman" w:cs="Times New Roman"/>
+                <w:lang w:val="tr-TR"/>
+                <w:vertAlign w:val="subscript"/>
               </w:rPr>
               <w:t xml:space="preserve">2</w:t>
             </w:r>
@@ -5621,13 +5923,28 @@
                 <w:rFonts w:ascii="Times New Roman" w:hAnsi="Times New Roman" w:cs="Times New Roman"/>
                 <w:lang w:val="tr-TR"/>
               </w:rPr>
-              <w:t xml:space="preserve">=CH</w:t>
-            </w:r>
-            <w:r>
-              <w:rPr>
-                <w:rFonts w:ascii="Times New Roman" w:hAnsi="Times New Roman" w:cs="Times New Roman"/>
+              <w:t xml:space="preserve">O → CH</w:t>
+            </w:r>
+            <w:r>
+              <w:rPr>
+                <w:rFonts w:ascii="Times New Roman" w:hAnsi="Times New Roman" w:cs="Times New Roman"/>
+                <w:lang w:val="tr-TR"/>
                 <w:vertAlign w:val="subscript"/>
-                <w:lang w:val="tr-TR"/>
+              </w:rPr>
+              <w:t xml:space="preserve">3</w:t>
+            </w:r>
+            <w:r>
+              <w:rPr>
+                <w:rFonts w:ascii="Times New Roman" w:hAnsi="Times New Roman" w:cs="Times New Roman"/>
+                <w:lang w:val="tr-TR"/>
+              </w:rPr>
+              <w:t xml:space="preserve">–CH(OH)–CH</w:t>
+            </w:r>
+            <w:r>
+              <w:rPr>
+                <w:rFonts w:ascii="Times New Roman" w:hAnsi="Times New Roman" w:cs="Times New Roman"/>
+                <w:lang w:val="tr-TR"/>
+                <w:vertAlign w:val="subscript"/>
               </w:rPr>
               <w:t xml:space="preserve">2</w:t>
             </w:r>
@@ -5636,52 +5953,15 @@
                 <w:rFonts w:ascii="Times New Roman" w:hAnsi="Times New Roman" w:cs="Times New Roman"/>
                 <w:lang w:val="tr-TR"/>
               </w:rPr>
-              <w:t xml:space="preserve"> + H</w:t>
-            </w:r>
-            <w:r>
-              <w:rPr>
-                <w:rFonts w:ascii="Times New Roman" w:hAnsi="Times New Roman" w:cs="Times New Roman"/>
+              <w:t xml:space="preserve">–CH</w:t>
+            </w:r>
+            <w:r>
+              <w:rPr>
+                <w:rFonts w:ascii="Times New Roman" w:hAnsi="Times New Roman" w:cs="Times New Roman"/>
+                <w:lang w:val="tr-TR"/>
                 <w:vertAlign w:val="subscript"/>
-                <w:lang w:val="tr-TR"/>
-              </w:rPr>
-              <w:t xml:space="preserve">2</w:t>
-            </w:r>
-            <w:r>
-              <w:rPr>
-                <w:rFonts w:ascii="Times New Roman" w:hAnsi="Times New Roman" w:cs="Times New Roman"/>
-                <w:lang w:val="tr-TR"/>
-              </w:rPr>
-              <w:t xml:space="preserve">O → CH</w:t>
-            </w:r>
-            <w:r>
-              <w:rPr>
-                <w:rFonts w:ascii="Times New Roman" w:hAnsi="Times New Roman" w:cs="Times New Roman"/>
-                <w:vertAlign w:val="subscript"/>
-                <w:lang w:val="tr-TR"/>
               </w:rPr>
               <w:t xml:space="preserve">3</w:t>
-            </w:r>
-            <w:r>
-              <w:rPr>
-                <w:rFonts w:ascii="Times New Roman" w:hAnsi="Times New Roman" w:cs="Times New Roman"/>
-                <w:lang w:val="tr-TR"/>
-              </w:rPr>
-              <w:t xml:space="preserve">–CH</w:t>
-            </w:r>
-            <w:r>
-              <w:rPr>
-                <w:rFonts w:ascii="Times New Roman" w:hAnsi="Times New Roman" w:cs="Times New Roman"/>
-                <w:vertAlign w:val="subscript"/>
-                <w:lang w:val="tr-TR"/>
-              </w:rPr>
-              <w:t xml:space="preserve">2</w:t>
-            </w:r>
-            <w:r>
-              <w:rPr>
-                <w:rFonts w:ascii="Times New Roman" w:hAnsi="Times New Roman" w:cs="Times New Roman"/>
-                <w:lang w:val="tr-TR"/>
-              </w:rPr>
-              <w:t xml:space="preserve">–OH</w:t>
             </w:r>
           </w:p>
         </w:tc>
@@ -5731,13 +6011,13 @@
           <w:rFonts w:ascii="Times New Roman" w:hAnsi="Times New Roman" w:cs="Times New Roman"/>
           <w:lang w:val="tr-TR"/>
         </w:rPr>
-        <w:t xml:space="preserve">Bromlu suyun turuncu-kahverengi renginin kaybolması, bir hidrokarbonun pi bağı içerdiğini gösteren basit bir testtir. Alkinler iki pi bağı içerdiği için katılma tepkimeleri iki basamakta gerçekleşebilir. Örneğin 1 mol etin önce 1 mol H</w:t>
-      </w:r>
-      <w:r>
-        <w:rPr>
-          <w:rFonts w:ascii="Times New Roman" w:hAnsi="Times New Roman" w:cs="Times New Roman"/>
+        <w:t xml:space="preserve">Bromlu suyun turuncu-kahverengi renginin kaybolması, bir hidrokarbonun pi bağı içerdiğini gösteren basit bir testtir. Alkinler iki pi bağı içerdiği için katılma tepkimeleri iki basamakta gerçekleşebilir. Örneğin 1 mol propin önce 1 mol H</w:t>
+      </w:r>
+      <w:r>
+        <w:rPr>
+          <w:rFonts w:ascii="Times New Roman" w:hAnsi="Times New Roman" w:cs="Times New Roman"/>
+          <w:lang w:val="tr-TR"/>
           <w:vertAlign w:val="subscript"/>
-          <w:lang w:val="tr-TR"/>
         </w:rPr>
         <w:t xml:space="preserve">2</w:t>
       </w:r>
@@ -5746,13 +6026,13 @@
           <w:rFonts w:ascii="Times New Roman" w:hAnsi="Times New Roman" w:cs="Times New Roman"/>
           <w:lang w:val="tr-TR"/>
         </w:rPr>
-        <w:t xml:space="preserve"> ile etene, ardından ikinci 1 mol H</w:t>
-      </w:r>
-      <w:r>
-        <w:rPr>
-          <w:rFonts w:ascii="Times New Roman" w:hAnsi="Times New Roman" w:cs="Times New Roman"/>
+        <w:t xml:space="preserve"> ile propene, ardından ikinci 1 mol H</w:t>
+      </w:r>
+      <w:r>
+        <w:rPr>
+          <w:rFonts w:ascii="Times New Roman" w:hAnsi="Times New Roman" w:cs="Times New Roman"/>
+          <w:lang w:val="tr-TR"/>
           <w:vertAlign w:val="subscript"/>
-          <w:lang w:val="tr-TR"/>
         </w:rPr>
         <w:t xml:space="preserve">2</w:t>
       </w:r>
@@ -5761,7 +6041,7 @@
           <w:rFonts w:ascii="Times New Roman" w:hAnsi="Times New Roman" w:cs="Times New Roman"/>
           <w:lang w:val="tr-TR"/>
         </w:rPr>
-        <w:t xml:space="preserve"> ile etana dönüşür:</w:t>
+        <w:t xml:space="preserve"> ile propana dönüşür:</w:t>
       </w:r>
     </w:p>
     <w:p>
@@ -5777,13 +6057,28 @@
           <w:rFonts w:ascii="Times New Roman" w:hAnsi="Times New Roman" w:cs="Times New Roman"/>
           <w:lang w:val="tr-TR"/>
         </w:rPr>
-        <w:t xml:space="preserve">CH≡CH + H</w:t>
-      </w:r>
-      <w:r>
-        <w:rPr>
-          <w:rFonts w:ascii="Times New Roman" w:hAnsi="Times New Roman" w:cs="Times New Roman"/>
+        <w:t xml:space="preserve">CH≡C–CH</w:t>
+      </w:r>
+      <w:r>
+        <w:rPr>
+          <w:rFonts w:ascii="Times New Roman" w:hAnsi="Times New Roman" w:cs="Times New Roman"/>
+          <w:lang w:val="tr-TR"/>
           <w:vertAlign w:val="subscript"/>
-          <w:lang w:val="tr-TR"/>
+        </w:rPr>
+        <w:t xml:space="preserve">3</w:t>
+      </w:r>
+      <w:r>
+        <w:rPr>
+          <w:rFonts w:ascii="Times New Roman" w:hAnsi="Times New Roman" w:cs="Times New Roman"/>
+          <w:lang w:val="tr-TR"/>
+        </w:rPr>
+        <w:t xml:space="preserve"> + H</w:t>
+      </w:r>
+      <w:r>
+        <w:rPr>
+          <w:rFonts w:ascii="Times New Roman" w:hAnsi="Times New Roman" w:cs="Times New Roman"/>
+          <w:lang w:val="tr-TR"/>
+          <w:vertAlign w:val="subscript"/>
         </w:rPr>
         <w:t xml:space="preserve">2</w:t>
       </w:r>
@@ -5797,8 +6092,8 @@
       <w:r>
         <w:rPr>
           <w:rFonts w:ascii="Times New Roman" w:hAnsi="Times New Roman" w:cs="Times New Roman"/>
+          <w:lang w:val="tr-TR"/>
           <w:vertAlign w:val="subscript"/>
-          <w:lang w:val="tr-TR"/>
         </w:rPr>
         <w:t xml:space="preserve">2</w:t>
       </w:r>
@@ -5807,13 +6102,28 @@
           <w:rFonts w:ascii="Times New Roman" w:hAnsi="Times New Roman" w:cs="Times New Roman"/>
           <w:lang w:val="tr-TR"/>
         </w:rPr>
-        <w:t xml:space="preserve">=CH</w:t>
-      </w:r>
-      <w:r>
-        <w:rPr>
-          <w:rFonts w:ascii="Times New Roman" w:hAnsi="Times New Roman" w:cs="Times New Roman"/>
+        <w:t xml:space="preserve">=CH–CH</w:t>
+      </w:r>
+      <w:r>
+        <w:rPr>
+          <w:rFonts w:ascii="Times New Roman" w:hAnsi="Times New Roman" w:cs="Times New Roman"/>
+          <w:lang w:val="tr-TR"/>
           <w:vertAlign w:val="subscript"/>
-          <w:lang w:val="tr-TR"/>
+        </w:rPr>
+        <w:t xml:space="preserve">3</w:t>
+      </w:r>
+      <w:r>
+        <w:rPr>
+          <w:rFonts w:ascii="Times New Roman" w:hAnsi="Times New Roman" w:cs="Times New Roman"/>
+          <w:lang w:val="tr-TR"/>
+        </w:rPr>
+        <w:t xml:space="preserve">        CH</w:t>
+      </w:r>
+      <w:r>
+        <w:rPr>
+          <w:rFonts w:ascii="Times New Roman" w:hAnsi="Times New Roman" w:cs="Times New Roman"/>
+          <w:lang w:val="tr-TR"/>
+          <w:vertAlign w:val="subscript"/>
         </w:rPr>
         <w:t xml:space="preserve">2</w:t>
       </w:r>
@@ -5822,13 +6132,28 @@
           <w:rFonts w:ascii="Times New Roman" w:hAnsi="Times New Roman" w:cs="Times New Roman"/>
           <w:lang w:val="tr-TR"/>
         </w:rPr>
-        <w:t xml:space="preserve">        CH</w:t>
-      </w:r>
-      <w:r>
-        <w:rPr>
-          <w:rFonts w:ascii="Times New Roman" w:hAnsi="Times New Roman" w:cs="Times New Roman"/>
+        <w:t xml:space="preserve">=CH–CH</w:t>
+      </w:r>
+      <w:r>
+        <w:rPr>
+          <w:rFonts w:ascii="Times New Roman" w:hAnsi="Times New Roman" w:cs="Times New Roman"/>
+          <w:lang w:val="tr-TR"/>
           <w:vertAlign w:val="subscript"/>
-          <w:lang w:val="tr-TR"/>
+        </w:rPr>
+        <w:t xml:space="preserve">3</w:t>
+      </w:r>
+      <w:r>
+        <w:rPr>
+          <w:rFonts w:ascii="Times New Roman" w:hAnsi="Times New Roman" w:cs="Times New Roman"/>
+          <w:lang w:val="tr-TR"/>
+        </w:rPr>
+        <w:t xml:space="preserve"> + H</w:t>
+      </w:r>
+      <w:r>
+        <w:rPr>
+          <w:rFonts w:ascii="Times New Roman" w:hAnsi="Times New Roman" w:cs="Times New Roman"/>
+          <w:lang w:val="tr-TR"/>
+          <w:vertAlign w:val="subscript"/>
         </w:rPr>
         <w:t xml:space="preserve">2</w:t>
       </w:r>
@@ -5837,13 +6162,28 @@
           <w:rFonts w:ascii="Times New Roman" w:hAnsi="Times New Roman" w:cs="Times New Roman"/>
           <w:lang w:val="tr-TR"/>
         </w:rPr>
-        <w:t xml:space="preserve">=CH</w:t>
-      </w:r>
-      <w:r>
-        <w:rPr>
-          <w:rFonts w:ascii="Times New Roman" w:hAnsi="Times New Roman" w:cs="Times New Roman"/>
+        <w:t xml:space="preserve"> → CH</w:t>
+      </w:r>
+      <w:r>
+        <w:rPr>
+          <w:rFonts w:ascii="Times New Roman" w:hAnsi="Times New Roman" w:cs="Times New Roman"/>
+          <w:lang w:val="tr-TR"/>
           <w:vertAlign w:val="subscript"/>
-          <w:lang w:val="tr-TR"/>
+        </w:rPr>
+        <w:t xml:space="preserve">3</w:t>
+      </w:r>
+      <w:r>
+        <w:rPr>
+          <w:rFonts w:ascii="Times New Roman" w:hAnsi="Times New Roman" w:cs="Times New Roman"/>
+          <w:lang w:val="tr-TR"/>
+        </w:rPr>
+        <w:t xml:space="preserve">–CH</w:t>
+      </w:r>
+      <w:r>
+        <w:rPr>
+          <w:rFonts w:ascii="Times New Roman" w:hAnsi="Times New Roman" w:cs="Times New Roman"/>
+          <w:lang w:val="tr-TR"/>
+          <w:vertAlign w:val="subscript"/>
         </w:rPr>
         <w:t xml:space="preserve">2</w:t>
       </w:r>
@@ -5852,43 +6192,13 @@
           <w:rFonts w:ascii="Times New Roman" w:hAnsi="Times New Roman" w:cs="Times New Roman"/>
           <w:lang w:val="tr-TR"/>
         </w:rPr>
-        <w:t xml:space="preserve"> + H</w:t>
-      </w:r>
-      <w:r>
-        <w:rPr>
-          <w:rFonts w:ascii="Times New Roman" w:hAnsi="Times New Roman" w:cs="Times New Roman"/>
+        <w:t xml:space="preserve">–CH</w:t>
+      </w:r>
+      <w:r>
+        <w:rPr>
+          <w:rFonts w:ascii="Times New Roman" w:hAnsi="Times New Roman" w:cs="Times New Roman"/>
+          <w:lang w:val="tr-TR"/>
           <w:vertAlign w:val="subscript"/>
-          <w:lang w:val="tr-TR"/>
-        </w:rPr>
-        <w:t xml:space="preserve">2</w:t>
-      </w:r>
-      <w:r>
-        <w:rPr>
-          <w:rFonts w:ascii="Times New Roman" w:hAnsi="Times New Roman" w:cs="Times New Roman"/>
-          <w:lang w:val="tr-TR"/>
-        </w:rPr>
-        <w:t xml:space="preserve"> → CH</w:t>
-      </w:r>
-      <w:r>
-        <w:rPr>
-          <w:rFonts w:ascii="Times New Roman" w:hAnsi="Times New Roman" w:cs="Times New Roman"/>
-          <w:vertAlign w:val="subscript"/>
-          <w:lang w:val="tr-TR"/>
-        </w:rPr>
-        <w:t xml:space="preserve">3</w:t>
-      </w:r>
-      <w:r>
-        <w:rPr>
-          <w:rFonts w:ascii="Times New Roman" w:hAnsi="Times New Roman" w:cs="Times New Roman"/>
-          <w:lang w:val="tr-TR"/>
-        </w:rPr>
-        <w:t xml:space="preserve">–CH</w:t>
-      </w:r>
-      <w:r>
-        <w:rPr>
-          <w:rFonts w:ascii="Times New Roman" w:hAnsi="Times New Roman" w:cs="Times New Roman"/>
-          <w:vertAlign w:val="subscript"/>
-          <w:lang w:val="tr-TR"/>
         </w:rPr>
         <w:t xml:space="preserve">3</w:t>
       </w:r>
@@ -7098,13 +7408,13 @@
           <w:rFonts w:ascii="Times New Roman" w:hAnsi="Times New Roman" w:cs="Times New Roman"/>
           <w:lang w:val="tr-TR"/>
         </w:rPr>
-        <w:t xml:space="preserve">2,8 g eten gazı bromlu sudan geçirildiğinde tamamen tepkimeye giriyor. Tepkimede harcanan Br</w:t>
-      </w:r>
-      <w:r>
-        <w:rPr>
-          <w:rFonts w:ascii="Times New Roman" w:hAnsi="Times New Roman" w:cs="Times New Roman"/>
+        <w:t xml:space="preserve">4,2 g propen gazı bromlu sudan geçirildiğinde tamamen tepkimeye giriyor. Tepkimede harcanan Br</w:t>
+      </w:r>
+      <w:r>
+        <w:rPr>
+          <w:rFonts w:ascii="Times New Roman" w:hAnsi="Times New Roman" w:cs="Times New Roman"/>
+          <w:lang w:val="tr-TR"/>
           <w:vertAlign w:val="subscript"/>
-          <w:lang w:val="tr-TR"/>
         </w:rPr>
         <w:t xml:space="preserve">2</w:t>
       </w:r>
@@ -7152,8 +7462,8 @@
       <w:r>
         <w:rPr>
           <w:rFonts w:ascii="Times New Roman" w:hAnsi="Times New Roman" w:cs="Times New Roman"/>
+          <w:lang w:val="tr-TR"/>
           <w:vertAlign w:val="subscript"/>
-          <w:lang w:val="tr-TR"/>
         </w:rPr>
         <w:t xml:space="preserve">2</w:t>
       </w:r>
@@ -7162,13 +7472,28 @@
           <w:rFonts w:ascii="Times New Roman" w:hAnsi="Times New Roman" w:cs="Times New Roman"/>
           <w:lang w:val="tr-TR"/>
         </w:rPr>
-        <w:t xml:space="preserve">=CH</w:t>
-      </w:r>
-      <w:r>
-        <w:rPr>
-          <w:rFonts w:ascii="Times New Roman" w:hAnsi="Times New Roman" w:cs="Times New Roman"/>
+        <w:t xml:space="preserve">=CH–CH</w:t>
+      </w:r>
+      <w:r>
+        <w:rPr>
+          <w:rFonts w:ascii="Times New Roman" w:hAnsi="Times New Roman" w:cs="Times New Roman"/>
+          <w:lang w:val="tr-TR"/>
           <w:vertAlign w:val="subscript"/>
-          <w:lang w:val="tr-TR"/>
+        </w:rPr>
+        <w:t xml:space="preserve">3</w:t>
+      </w:r>
+      <w:r>
+        <w:rPr>
+          <w:rFonts w:ascii="Times New Roman" w:hAnsi="Times New Roman" w:cs="Times New Roman"/>
+          <w:lang w:val="tr-TR"/>
+        </w:rPr>
+        <w:t xml:space="preserve"> + Br</w:t>
+      </w:r>
+      <w:r>
+        <w:rPr>
+          <w:rFonts w:ascii="Times New Roman" w:hAnsi="Times New Roman" w:cs="Times New Roman"/>
+          <w:lang w:val="tr-TR"/>
+          <w:vertAlign w:val="subscript"/>
         </w:rPr>
         <w:t xml:space="preserve">2</w:t>
       </w:r>
@@ -7177,13 +7502,13 @@
           <w:rFonts w:ascii="Times New Roman" w:hAnsi="Times New Roman" w:cs="Times New Roman"/>
           <w:lang w:val="tr-TR"/>
         </w:rPr>
-        <w:t xml:space="preserve"> + Br</w:t>
-      </w:r>
-      <w:r>
-        <w:rPr>
-          <w:rFonts w:ascii="Times New Roman" w:hAnsi="Times New Roman" w:cs="Times New Roman"/>
+        <w:t xml:space="preserve"> → BrCH</w:t>
+      </w:r>
+      <w:r>
+        <w:rPr>
+          <w:rFonts w:ascii="Times New Roman" w:hAnsi="Times New Roman" w:cs="Times New Roman"/>
+          <w:lang w:val="tr-TR"/>
           <w:vertAlign w:val="subscript"/>
-          <w:lang w:val="tr-TR"/>
         </w:rPr>
         <w:t xml:space="preserve">2</w:t>
       </w:r>
@@ -7192,43 +7517,28 @@
           <w:rFonts w:ascii="Times New Roman" w:hAnsi="Times New Roman" w:cs="Times New Roman"/>
           <w:lang w:val="tr-TR"/>
         </w:rPr>
-        <w:t xml:space="preserve"> → BrCH</w:t>
-      </w:r>
-      <w:r>
-        <w:rPr>
-          <w:rFonts w:ascii="Times New Roman" w:hAnsi="Times New Roman" w:cs="Times New Roman"/>
+        <w:t xml:space="preserve">–CHBr–CH</w:t>
+      </w:r>
+      <w:r>
+        <w:rPr>
+          <w:rFonts w:ascii="Times New Roman" w:hAnsi="Times New Roman" w:cs="Times New Roman"/>
+          <w:lang w:val="tr-TR"/>
           <w:vertAlign w:val="subscript"/>
-          <w:lang w:val="tr-TR"/>
-        </w:rPr>
-        <w:t xml:space="preserve">2</w:t>
-      </w:r>
-      <w:r>
-        <w:rPr>
-          <w:rFonts w:ascii="Times New Roman" w:hAnsi="Times New Roman" w:cs="Times New Roman"/>
-          <w:lang w:val="tr-TR"/>
-        </w:rPr>
-        <w:t xml:space="preserve">–CH</w:t>
-      </w:r>
-      <w:r>
-        <w:rPr>
-          <w:rFonts w:ascii="Times New Roman" w:hAnsi="Times New Roman" w:cs="Times New Roman"/>
+        </w:rPr>
+        <w:t xml:space="preserve">3</w:t>
+      </w:r>
+      <w:r>
+        <w:rPr>
+          <w:rFonts w:ascii="Times New Roman" w:hAnsi="Times New Roman" w:cs="Times New Roman"/>
+          <w:lang w:val="tr-TR"/>
+        </w:rPr>
+        <w:t xml:space="preserve"> tepkimesine göre 1 mol propen 1 mol Br</w:t>
+      </w:r>
+      <w:r>
+        <w:rPr>
+          <w:rFonts w:ascii="Times New Roman" w:hAnsi="Times New Roman" w:cs="Times New Roman"/>
+          <w:lang w:val="tr-TR"/>
           <w:vertAlign w:val="subscript"/>
-          <w:lang w:val="tr-TR"/>
-        </w:rPr>
-        <w:t xml:space="preserve">2</w:t>
-      </w:r>
-      <w:r>
-        <w:rPr>
-          <w:rFonts w:ascii="Times New Roman" w:hAnsi="Times New Roman" w:cs="Times New Roman"/>
-          <w:lang w:val="tr-TR"/>
-        </w:rPr>
-        <w:t xml:space="preserve">Br tepkimesine göre 1 mol eten 1 mol Br</w:t>
-      </w:r>
-      <w:r>
-        <w:rPr>
-          <w:rFonts w:ascii="Times New Roman" w:hAnsi="Times New Roman" w:cs="Times New Roman"/>
-          <w:vertAlign w:val="subscript"/>
-          <w:lang w:val="tr-TR"/>
         </w:rPr>
         <w:t xml:space="preserve">2</w:t>
       </w:r>
@@ -7258,8 +7568,38 @@
       <w:r>
         <w:rPr>
           <w:rFonts w:ascii="Times New Roman" w:hAnsi="Times New Roman" w:cs="Times New Roman"/>
+          <w:lang w:val="tr-TR"/>
           <w:vertAlign w:val="subscript"/>
-          <w:lang w:val="tr-TR"/>
+        </w:rPr>
+        <w:t xml:space="preserve">3</w:t>
+      </w:r>
+      <w:r>
+        <w:rPr>
+          <w:rFonts w:ascii="Times New Roman" w:hAnsi="Times New Roman" w:cs="Times New Roman"/>
+          <w:lang w:val="tr-TR"/>
+        </w:rPr>
+        <w:t xml:space="preserve">H</w:t>
+      </w:r>
+      <w:r>
+        <w:rPr>
+          <w:rFonts w:ascii="Times New Roman" w:hAnsi="Times New Roman" w:cs="Times New Roman"/>
+          <w:lang w:val="tr-TR"/>
+          <w:vertAlign w:val="subscript"/>
+        </w:rPr>
+        <w:t xml:space="preserve">6</w:t>
+      </w:r>
+      <w:r>
+        <w:rPr>
+          <w:rFonts w:ascii="Times New Roman" w:hAnsi="Times New Roman" w:cs="Times New Roman"/>
+          <w:lang w:val="tr-TR"/>
+        </w:rPr>
+        <w:t xml:space="preserve">) = 4,2 g / 42 g/mol = 0,10 mol      n(Br</w:t>
+      </w:r>
+      <w:r>
+        <w:rPr>
+          <w:rFonts w:ascii="Times New Roman" w:hAnsi="Times New Roman" w:cs="Times New Roman"/>
+          <w:lang w:val="tr-TR"/>
+          <w:vertAlign w:val="subscript"/>
         </w:rPr>
         <w:t xml:space="preserve">2</w:t>
       </w:r>
@@ -7268,43 +7608,13 @@
           <w:rFonts w:ascii="Times New Roman" w:hAnsi="Times New Roman" w:cs="Times New Roman"/>
           <w:lang w:val="tr-TR"/>
         </w:rPr>
-        <w:t xml:space="preserve">H</w:t>
-      </w:r>
-      <w:r>
-        <w:rPr>
-          <w:rFonts w:ascii="Times New Roman" w:hAnsi="Times New Roman" w:cs="Times New Roman"/>
+        <w:t xml:space="preserve">) = 0,10 mol      m(Br</w:t>
+      </w:r>
+      <w:r>
+        <w:rPr>
+          <w:rFonts w:ascii="Times New Roman" w:hAnsi="Times New Roman" w:cs="Times New Roman"/>
+          <w:lang w:val="tr-TR"/>
           <w:vertAlign w:val="subscript"/>
-          <w:lang w:val="tr-TR"/>
-        </w:rPr>
-        <w:t xml:space="preserve">4</w:t>
-      </w:r>
-      <w:r>
-        <w:rPr>
-          <w:rFonts w:ascii="Times New Roman" w:hAnsi="Times New Roman" w:cs="Times New Roman"/>
-          <w:lang w:val="tr-TR"/>
-        </w:rPr>
-        <w:t xml:space="preserve">) = 2,8 g / 28 g/mol = 0,10 mol      n(Br</w:t>
-      </w:r>
-      <w:r>
-        <w:rPr>
-          <w:rFonts w:ascii="Times New Roman" w:hAnsi="Times New Roman" w:cs="Times New Roman"/>
-          <w:vertAlign w:val="subscript"/>
-          <w:lang w:val="tr-TR"/>
-        </w:rPr>
-        <w:t xml:space="preserve">2</w:t>
-      </w:r>
-      <w:r>
-        <w:rPr>
-          <w:rFonts w:ascii="Times New Roman" w:hAnsi="Times New Roman" w:cs="Times New Roman"/>
-          <w:lang w:val="tr-TR"/>
-        </w:rPr>
-        <w:t xml:space="preserve">) = 0,10 mol      m(Br</w:t>
-      </w:r>
-      <w:r>
-        <w:rPr>
-          <w:rFonts w:ascii="Times New Roman" w:hAnsi="Times New Roman" w:cs="Times New Roman"/>
-          <w:vertAlign w:val="subscript"/>
-          <w:lang w:val="tr-TR"/>
         </w:rPr>
         <w:t xml:space="preserve">2</w:t>
       </w:r>
@@ -7458,8 +7768,8 @@
       <w:r>
         <w:rPr>
           <w:rFonts w:ascii="Times New Roman" w:hAnsi="Times New Roman" w:cs="Times New Roman"/>
+          <w:lang w:val="tr-TR"/>
           <w:vertAlign w:val="subscript"/>
-          <w:lang w:val="tr-TR"/>
         </w:rPr>
         <w:t xml:space="preserve">3</w:t>
       </w:r>
@@ -7473,8 +7783,8 @@
       <w:r>
         <w:rPr>
           <w:rFonts w:ascii="Times New Roman" w:hAnsi="Times New Roman" w:cs="Times New Roman"/>
+          <w:lang w:val="tr-TR"/>
           <w:vertAlign w:val="subscript"/>
-          <w:lang w:val="tr-TR"/>
         </w:rPr>
         <w:t xml:space="preserve">2</w:t>
       </w:r>
@@ -7488,8 +7798,8 @@
       <w:r>
         <w:rPr>
           <w:rFonts w:ascii="Times New Roman" w:hAnsi="Times New Roman" w:cs="Times New Roman"/>
+          <w:lang w:val="tr-TR"/>
           <w:vertAlign w:val="subscript"/>
-          <w:lang w:val="tr-TR"/>
         </w:rPr>
         <w:t xml:space="preserve">2</w:t>
       </w:r>
@@ -7503,8 +7813,8 @@
       <w:r>
         <w:rPr>
           <w:rFonts w:ascii="Times New Roman" w:hAnsi="Times New Roman" w:cs="Times New Roman"/>
+          <w:lang w:val="tr-TR"/>
           <w:vertAlign w:val="subscript"/>
-          <w:lang w:val="tr-TR"/>
         </w:rPr>
         <w:t xml:space="preserve">2</w:t>
       </w:r>
@@ -7518,8 +7828,8 @@
       <w:r>
         <w:rPr>
           <w:rFonts w:ascii="Times New Roman" w:hAnsi="Times New Roman" w:cs="Times New Roman"/>
+          <w:lang w:val="tr-TR"/>
           <w:vertAlign w:val="subscript"/>
-          <w:lang w:val="tr-TR"/>
         </w:rPr>
         <w:t xml:space="preserve">3</w:t>
       </w:r>
@@ -7528,13 +7838,43 @@
           <w:rFonts w:ascii="Times New Roman" w:hAnsi="Times New Roman" w:cs="Times New Roman"/>
           <w:lang w:val="tr-TR"/>
         </w:rPr>
+        <w:t xml:space="preserve">–CH</w:t>
+      </w:r>
+      <w:r>
+        <w:rPr>
+          <w:rFonts w:ascii="Times New Roman" w:hAnsi="Times New Roman" w:cs="Times New Roman"/>
+          <w:lang w:val="tr-TR"/>
+          <w:vertAlign w:val="subscript"/>
+        </w:rPr>
+        <w:t xml:space="preserve">2</w:t>
+      </w:r>
+      <w:r>
+        <w:rPr>
+          <w:rFonts w:ascii="Times New Roman" w:hAnsi="Times New Roman" w:cs="Times New Roman"/>
+          <w:lang w:val="tr-TR"/>
+        </w:rPr>
         <w:t xml:space="preserve">–CH=CH–CH</w:t>
       </w:r>
       <w:r>
         <w:rPr>
           <w:rFonts w:ascii="Times New Roman" w:hAnsi="Times New Roman" w:cs="Times New Roman"/>
+          <w:lang w:val="tr-TR"/>
           <w:vertAlign w:val="subscript"/>
-          <w:lang w:val="tr-TR"/>
+        </w:rPr>
+        <w:t xml:space="preserve">2</w:t>
+      </w:r>
+      <w:r>
+        <w:rPr>
+          <w:rFonts w:ascii="Times New Roman" w:hAnsi="Times New Roman" w:cs="Times New Roman"/>
+          <w:lang w:val="tr-TR"/>
+        </w:rPr>
+        <w:t xml:space="preserve">–CH</w:t>
+      </w:r>
+      <w:r>
+        <w:rPr>
+          <w:rFonts w:ascii="Times New Roman" w:hAnsi="Times New Roman" w:cs="Times New Roman"/>
+          <w:lang w:val="tr-TR"/>
+          <w:vertAlign w:val="subscript"/>
         </w:rPr>
         <w:t xml:space="preserve">3</w:t>
       </w:r>
@@ -7543,7 +7883,7 @@
           <w:rFonts w:ascii="Times New Roman" w:hAnsi="Times New Roman" w:cs="Times New Roman"/>
           <w:lang w:val="tr-TR"/>
         </w:rPr>
-        <w:t xml:space="preserve"> + HCl →</w:t>
+        <w:t xml:space="preserve"> + HBr →</w:t>
       </w:r>
     </w:p>
     <w:p>
@@ -7689,8 +8029,8 @@
       <w:r>
         <w:rPr>
           <w:rFonts w:ascii="Times New Roman" w:hAnsi="Times New Roman" w:cs="Times New Roman"/>
+          <w:lang w:val="tr-TR"/>
           <w:vertAlign w:val="subscript"/>
-          <w:lang w:val="tr-TR"/>
         </w:rPr>
         <w:t xml:space="preserve">3</w:t>
       </w:r>
@@ -7704,8 +8044,8 @@
       <w:r>
         <w:rPr>
           <w:rFonts w:ascii="Times New Roman" w:hAnsi="Times New Roman" w:cs="Times New Roman"/>
+          <w:lang w:val="tr-TR"/>
           <w:vertAlign w:val="subscript"/>
-          <w:lang w:val="tr-TR"/>
         </w:rPr>
         <w:t xml:space="preserve">2</w:t>
       </w:r>
@@ -7714,13 +8054,43 @@
           <w:rFonts w:ascii="Times New Roman" w:hAnsi="Times New Roman" w:cs="Times New Roman"/>
           <w:lang w:val="tr-TR"/>
         </w:rPr>
-        <w:t xml:space="preserve">–CHCl–CH</w:t>
-      </w:r>
-      <w:r>
-        <w:rPr>
-          <w:rFonts w:ascii="Times New Roman" w:hAnsi="Times New Roman" w:cs="Times New Roman"/>
+        <w:t xml:space="preserve">–CHBr–CH</w:t>
+      </w:r>
+      <w:r>
+        <w:rPr>
+          <w:rFonts w:ascii="Times New Roman" w:hAnsi="Times New Roman" w:cs="Times New Roman"/>
+          <w:lang w:val="tr-TR"/>
           <w:vertAlign w:val="subscript"/>
-          <w:lang w:val="tr-TR"/>
+        </w:rPr>
+        <w:t xml:space="preserve">2</w:t>
+      </w:r>
+      <w:r>
+        <w:rPr>
+          <w:rFonts w:ascii="Times New Roman" w:hAnsi="Times New Roman" w:cs="Times New Roman"/>
+          <w:lang w:val="tr-TR"/>
+        </w:rPr>
+        <w:t xml:space="preserve">–CH</w:t>
+      </w:r>
+      <w:r>
+        <w:rPr>
+          <w:rFonts w:ascii="Times New Roman" w:hAnsi="Times New Roman" w:cs="Times New Roman"/>
+          <w:lang w:val="tr-TR"/>
+          <w:vertAlign w:val="subscript"/>
+        </w:rPr>
+        <w:t xml:space="preserve">2</w:t>
+      </w:r>
+      <w:r>
+        <w:rPr>
+          <w:rFonts w:ascii="Times New Roman" w:hAnsi="Times New Roman" w:cs="Times New Roman"/>
+          <w:lang w:val="tr-TR"/>
+        </w:rPr>
+        <w:t xml:space="preserve">–CH</w:t>
+      </w:r>
+      <w:r>
+        <w:rPr>
+          <w:rFonts w:ascii="Times New Roman" w:hAnsi="Times New Roman" w:cs="Times New Roman"/>
+          <w:lang w:val="tr-TR"/>
+          <w:vertAlign w:val="subscript"/>
         </w:rPr>
         <w:t xml:space="preserve">3</w:t>
       </w:r>
@@ -8387,13 +8757,13 @@
           <w:rFonts w:ascii="Times New Roman" w:hAnsi="Times New Roman" w:cs="Times New Roman"/>
           <w:lang w:val="tr-TR"/>
         </w:rPr>
-        <w:t xml:space="preserve">0,30 mol etan ve eten karışımı bromlu sudan geçirildiğinde 32 g Br</w:t>
-      </w:r>
-      <w:r>
-        <w:rPr>
-          <w:rFonts w:ascii="Times New Roman" w:hAnsi="Times New Roman" w:cs="Times New Roman"/>
+        <w:t xml:space="preserve">0,30 mol propan ve propen karışımı bromlu sudan geçirildiğinde 32 g Br</w:t>
+      </w:r>
+      <w:r>
+        <w:rPr>
+          <w:rFonts w:ascii="Times New Roman" w:hAnsi="Times New Roman" w:cs="Times New Roman"/>
+          <w:lang w:val="tr-TR"/>
           <w:vertAlign w:val="subscript"/>
-          <w:lang w:val="tr-TR"/>
         </w:rPr>
         <w:t xml:space="preserve">2</w:t>
       </w:r>
@@ -8402,7 +8772,7 @@
           <w:rFonts w:ascii="Times New Roman" w:hAnsi="Times New Roman" w:cs="Times New Roman"/>
           <w:lang w:val="tr-TR"/>
         </w:rPr>
-        <w:t xml:space="preserve"> harcanıyor. Karışımdaki etan ve etenin mol sayılarını hesaplayınız. (Br: 80 g/mol)</w:t>
+        <w:t xml:space="preserve"> harcanıyor. Karışımdaki propan ve propenin mol sayılarını hesaplayınız. (Br: 80 g/mol)</w:t>
       </w:r>
     </w:p>
     <w:tbl>
@@ -8458,13 +8828,28 @@
           <w:rFonts w:ascii="Times New Roman" w:hAnsi="Times New Roman" w:cs="Times New Roman"/>
           <w:lang w:val="tr-TR"/>
         </w:rPr>
-        <w:t xml:space="preserve">5,2 g etin gazını tamamen etana dönüştürmek için kaç gram H</w:t>
-      </w:r>
-      <w:r>
-        <w:rPr>
-          <w:rFonts w:ascii="Times New Roman" w:hAnsi="Times New Roman" w:cs="Times New Roman"/>
+        <w:t xml:space="preserve">4,0 g propin (CH≡C–CH</w:t>
+      </w:r>
+      <w:r>
+        <w:rPr>
+          <w:rFonts w:ascii="Times New Roman" w:hAnsi="Times New Roman" w:cs="Times New Roman"/>
+          <w:lang w:val="tr-TR"/>
           <w:vertAlign w:val="subscript"/>
-          <w:lang w:val="tr-TR"/>
+        </w:rPr>
+        <w:t xml:space="preserve">3</w:t>
+      </w:r>
+      <w:r>
+        <w:rPr>
+          <w:rFonts w:ascii="Times New Roman" w:hAnsi="Times New Roman" w:cs="Times New Roman"/>
+          <w:lang w:val="tr-TR"/>
+        </w:rPr>
+        <w:t xml:space="preserve">) gazını tamamen propana dönüştürmek için kaç gram H</w:t>
+      </w:r>
+      <w:r>
+        <w:rPr>
+          <w:rFonts w:ascii="Times New Roman" w:hAnsi="Times New Roman" w:cs="Times New Roman"/>
+          <w:lang w:val="tr-TR"/>
+          <w:vertAlign w:val="subscript"/>
         </w:rPr>
         <w:t xml:space="preserve">2</w:t>
       </w:r>
@@ -8584,7 +8969,7 @@
           <w:rFonts w:ascii="Times New Roman" w:hAnsi="Times New Roman" w:cs="Times New Roman"/>
           <w:lang w:val="tr-TR"/>
         </w:rPr>
-        <w:t xml:space="preserve">Eten ve etinin benzer ve farklı kimyasal özelliklerini ikişer örnekle listeleyiniz.</w:t>
+        <w:t xml:space="preserve">Propen ve propinin benzer ve farklı kimyasal özelliklerini ikişer örnekle listeleyiniz.</w:t>
       </w:r>
     </w:p>
     <w:p>
@@ -8974,7 +9359,7 @@
           <w:highlight w:val="yellow"/>
           <w:lang w:val="tr-TR"/>
         </w:rPr>
-        <w:t xml:space="preserve">Veri kartlarındaki ve grafiklerdeki kaynama noktaları ve buhar basınçları CRC Handbook ve NIST Chemistry WebBook değerlerinden yuvarlanarak alınmıştır; 2,2-dimetilpropanın buhar basıncı yaklaşık değerdir. Veri Kartı 3’teki gözlemler kaynaklardaki bilinen davranışlardan derlenmiş öğretim amaçlı açıklamalardır.</w:t>
+        <w:t xml:space="preserve">Veri kartlarındaki ve grafiklerdeki kaynama ve erime noktaları ile buhar basınçları CRC Handbook ve NIST Chemistry WebBook değerlerinden yuvarlanarak alınmıştır; 2,2-dimetilpropanın buhar basıncı yaklaşık değerdir. Veri Kartı 3’teki gözlemler kaynaklardaki bilinen davranışlardan derlenmiş öğretim amaçlı açıklamalardır.</w:t>
       </w:r>
     </w:p>
     <w:sectPr>

--- a/Kim12-2-8-Alifatik-Hidrokarbonlarin-Ozellikleri.docx
+++ b/Kim12-2-8-Alifatik-Hidrokarbonlarin-Ozellikleri.docx
@@ -262,7 +262,7 @@
           <w:rFonts w:ascii="Times New Roman" w:hAnsi="Times New Roman" w:cs="Times New Roman"/>
           <w:lang w:val="tr-TR"/>
         </w:rPr>
-        <w:t xml:space="preserve">Bir etkinlik yaparak keşfediniz. Analiz ve Keşif Atölyesi 2.8.’de karşılaştırma yapacaksınız: Veri kartlarını inceleyerek alkan, alken ve alkinlere fiziksel ve kimyasal özellik kazandıran nitelikleri belirleyecek, bu bileşiklerin benzer özelliklerini ve farklı özelliklerini listeleyecek ve sonuçlarınızı bir Venn şemasında düzenleyeceksiniz. Kartlardaki bilgileri ne zaman ve nasıl kullanacağınıza karar verirken, bu bilgileri güvenilir kaynaklarla doğrularken bilgi okuryazarlığı becerilerinizi geliştirecek, verileri adım adım ve analitik bir bakışla değerlendireceksiniz.</w:t>
+        <w:t xml:space="preserve">Bu sorunun cevabını bir etkinlik yaparak keşfediniz. Analiz ve Keşif Atölyesi 2.8.’de karşılaştırma yapacaksınız: Veri kartlarını inceleyerek alkan, alken ve alkinlere fiziksel ve kimyasal özellik kazandıran nitelikleri belirleyecek, bu bileşiklerin benzer özelliklerini ve farklı özelliklerini listeleyecek ve sonuçlarınızı bir Venn şemasında düzenleyeceksiniz. Kartlardaki bilgileri ne zaman ve nasıl kullanacağınıza karar verirken, bu bilgileri güvenilir kaynaklarla doğrularken bilgi okuryazarlığı becerilerinizi geliştirecek, verileri adım adım ve analitik bir bakışla değerlendireceksiniz.</w:t>
       </w:r>
     </w:p>
     <w:p>

--- a/Kim12-2-8-Alifatik-Hidrokarbonlarin-Ozellikleri.docx
+++ b/Kim12-2-8-Alifatik-Hidrokarbonlarin-Ozellikleri.docx
@@ -7763,7 +7763,7 @@
           <w:rFonts w:ascii="Times New Roman" w:hAnsi="Times New Roman" w:cs="Times New Roman"/>
           <w:lang w:val="tr-TR"/>
         </w:rPr>
-        <w:t xml:space="preserve">a) CH</w:t>
+        <w:t xml:space="preserve">a. CH</w:t>
       </w:r>
       <w:r>
         <w:rPr>
@@ -7808,7 +7808,7 @@
           <w:rFonts w:ascii="Times New Roman" w:hAnsi="Times New Roman" w:cs="Times New Roman"/>
           <w:lang w:val="tr-TR"/>
         </w:rPr>
-        <w:t xml:space="preserve"> → (Ni katalizör)      b) CH≡CH + 2Br</w:t>
+        <w:t xml:space="preserve"> → (Ni katalizör)      b. CH≡CH + 2Br</w:t>
       </w:r>
       <w:r>
         <w:rPr>
@@ -7823,7 +7823,7 @@
           <w:rFonts w:ascii="Times New Roman" w:hAnsi="Times New Roman" w:cs="Times New Roman"/>
           <w:lang w:val="tr-TR"/>
         </w:rPr>
-        <w:t xml:space="preserve"> →      c) CH</w:t>
+        <w:t xml:space="preserve"> →      c. CH</w:t>
       </w:r>
       <w:r>
         <w:rPr>
@@ -7917,7 +7917,7 @@
           <w:rFonts w:ascii="Times New Roman" w:hAnsi="Times New Roman" w:cs="Times New Roman"/>
           <w:lang w:val="tr-TR"/>
         </w:rPr>
-        <w:t xml:space="preserve">a) Pi bağı kırılır ve çift bağlı karbonlara birer H bağlanır: CH</w:t>
+        <w:t xml:space="preserve">a. Pi bağı kırılır ve çift bağlı karbonlara birer H bağlanır: CH</w:t>
       </w:r>
       <w:r>
         <w:rPr>
@@ -7978,7 +7978,7 @@
           <w:rFonts w:ascii="Times New Roman" w:hAnsi="Times New Roman" w:cs="Times New Roman"/>
           <w:lang w:val="tr-TR"/>
         </w:rPr>
-        <w:t xml:space="preserve">b) İki pi bağı da kırılır ve her karbon atomuna iki Br atomu bağlanır: Br</w:t>
+        <w:t xml:space="preserve">b. İki pi bağı da kırılır ve her karbon atomuna iki Br atomu bağlanır: Br</w:t>
       </w:r>
       <w:r>
         <w:rPr>
@@ -8024,7 +8024,7 @@
           <w:rFonts w:ascii="Times New Roman" w:hAnsi="Times New Roman" w:cs="Times New Roman"/>
           <w:lang w:val="tr-TR"/>
         </w:rPr>
-        <w:t xml:space="preserve">c) Simetrik alkende hangi karbona H bağlandığı ürünü değiştirmez: CH</w:t>
+        <w:t xml:space="preserve">c. Simetrik alkende hangi karbona H bağlandığı ürünü değiştirmez: CH</w:t>
       </w:r>
       <w:r>
         <w:rPr>
@@ -8465,7 +8465,7 @@
           <w:rFonts w:ascii="Times New Roman" w:hAnsi="Times New Roman" w:cs="Times New Roman"/>
           <w:lang w:val="tr-TR"/>
         </w:rPr>
-        <w:t xml:space="preserve">a) CH</w:t>
+        <w:t xml:space="preserve">a. CH</w:t>
       </w:r>
       <w:r>
         <w:rPr>
@@ -8524,7 +8524,7 @@
           <w:rFonts w:ascii="Times New Roman" w:hAnsi="Times New Roman" w:cs="Times New Roman"/>
           <w:lang w:val="tr-TR"/>
         </w:rPr>
-        <w:t xml:space="preserve">b) CH</w:t>
+        <w:t xml:space="preserve">b. CH</w:t>
       </w:r>
       <w:r>
         <w:rPr>
@@ -8568,7 +8568,7 @@
           <w:rFonts w:ascii="Times New Roman" w:hAnsi="Times New Roman" w:cs="Times New Roman"/>
           <w:lang w:val="tr-TR"/>
         </w:rPr>
-        <w:t xml:space="preserve">c) CH≡CH + Cl</w:t>
+        <w:t xml:space="preserve">c. CH≡CH + Cl</w:t>
       </w:r>
       <w:r>
         <w:rPr>
@@ -8612,7 +8612,7 @@
           <w:rFonts w:ascii="Times New Roman" w:hAnsi="Times New Roman" w:cs="Times New Roman"/>
           <w:lang w:val="tr-TR"/>
         </w:rPr>
-        <w:t xml:space="preserve">ç) CH</w:t>
+        <w:t xml:space="preserve">ç. CH</w:t>
       </w:r>
       <w:r>
         <w:rPr>
@@ -8671,7 +8671,7 @@
           <w:rFonts w:ascii="Times New Roman" w:hAnsi="Times New Roman" w:cs="Times New Roman"/>
           <w:lang w:val="tr-TR"/>
         </w:rPr>
-        <w:t xml:space="preserve">d) n CH</w:t>
+        <w:t xml:space="preserve">d. n CH</w:t>
       </w:r>
       <w:r>
         <w:rPr>

--- a/Kim12-2-8-Alifatik-Hidrokarbonlarin-Ozellikleri.docx
+++ b/Kim12-2-8-Alifatik-Hidrokarbonlarin-Ozellikleri.docx
@@ -4572,7 +4572,7 @@
       <w:r>
         <w:drawing>
           <wp:inline distT="0" distB="0" distL="0" distR="0">
-            <wp:extent cx="4680000" cy="2808000"/>
+            <wp:extent cx="4675641" cy="2776733"/>
             <wp:docPr id="900004" name="Grafik 900004" descr="Düz zincirli alkanların kaynama ve erime noktaları"/>
             <wp:cNvGraphicFramePr>
               <a:graphicFrameLocks noChangeAspect="1"/>
@@ -4593,7 +4593,7 @@
                   <pic:spPr>
                     <a:xfrm>
                       <a:off x="0" y="0"/>
-                      <a:ext cx="4680000" cy="2808000"/>
+                      <a:ext cx="4675641" cy="2776733"/>
                     </a:xfrm>
                     <a:prstGeom prst="rect">
                       <a:avLst/>
@@ -4687,7 +4687,7 @@
       <w:r>
         <w:drawing>
           <wp:inline distT="0" distB="0" distL="0" distR="0">
-            <wp:extent cx="5400000" cy="2808000"/>
+            <wp:extent cx="5300482" cy="2660909"/>
             <wp:docPr id="900005" name="Grafik 900005" descr="C8H18 izomerlerinin kaynama noktaları"/>
             <wp:cNvGraphicFramePr>
               <a:graphicFrameLocks noChangeAspect="1"/>
@@ -4708,7 +4708,7 @@
                   <pic:spPr>
                     <a:xfrm>
                       <a:off x="0" y="0"/>
-                      <a:ext cx="5400000" cy="2808000"/>
+                      <a:ext cx="5300482" cy="2660909"/>
                     </a:xfrm>
                     <a:prstGeom prst="rect">
                       <a:avLst/>
@@ -4786,7 +4786,7 @@
       <w:r>
         <w:drawing>
           <wp:inline distT="0" distB="0" distL="0" distR="0">
-            <wp:extent cx="3960000" cy="1370769"/>
+            <wp:extent cx="3960000" cy="1368775"/>
             <wp:docPr id="900006" name="Grafik 900006" descr="Oktan ve 2,2,4-trimetilpentan uzay dolgu modelleri"/>
             <wp:cNvGraphicFramePr>
               <a:graphicFrameLocks noChangeAspect="1"/>
@@ -4807,7 +4807,7 @@
                   <pic:spPr>
                     <a:xfrm>
                       <a:off x="0" y="0"/>
-                      <a:ext cx="3960000" cy="1370769"/>
+                      <a:ext cx="3960000" cy="1368775"/>
                     </a:xfrm>
                     <a:prstGeom prst="rect">
                       <a:avLst/>

--- a/Kim12-2-8-Alifatik-Hidrokarbonlarin-Ozellikleri.docx
+++ b/Kim12-2-8-Alifatik-Hidrokarbonlarin-Ozellikleri.docx
@@ -39,99 +39,73 @@
         <w:t xml:space="preserve">Doğal gazın büyük bölümünü oluşturan metan boru hatlarıyla gaz hâlinde taşınırken benzindeki hidrokarbonlar oda sıcaklığında sıvıdır, mumun yapıldığı parafin ise katıdır. Hepsi yalnızca karbon ve hidrojen atomlarından oluşan bu maddelerin fiziksel hâlleri neden bu kadar farklıdır? Öte yandan metal kesme ve kaynak işlerinde etin (asetilen) gazı kullanılır (Görsel A); market poşetlerinden su borularına kadar pek çok üründe ise etenden (etilen) üretilen polietilen bulunur (Görsel B). Benzer kimyasal türlerden oluşan bu bileşiklerin bazıları yalnızca yakıt olarak kullanılırken bazıları neden plastik üretiminde ham madde olarak tercih edilir? Alifatik hidrokarbonların hangi özellikleri benzer, hangileri farklıdır?</w:t>
       </w:r>
     </w:p>
-    <w:tbl>
-      <w:tblPr>
-        <w:tblW w:w="9000" w:type="dxa"/>
+    <w:p>
+      <w:pPr>
         <w:jc w:val="center"/>
-        <w:tblBorders>
-          <w:top w:val="single" w:sz="8" w:space="0" w:color="7F7F7F"/>
-          <w:left w:val="single" w:sz="8" w:space="0" w:color="7F7F7F"/>
-          <w:bottom w:val="single" w:sz="8" w:space="0" w:color="7F7F7F"/>
-          <w:right w:val="single" w:sz="8" w:space="0" w:color="7F7F7F"/>
-        </w:tblBorders>
-      </w:tblPr>
-      <w:tblGrid>
-        <w:gridCol w:w="9000"/>
-      </w:tblGrid>
-      <w:tr>
-        <w:tc>
-          <w:tcPr>
-            <w:tcW w:w="9000" w:type="dxa"/>
-            <w:shd w:val="clear" w:color="auto" w:fill="EDEDED"/>
-          </w:tcPr>
-          <w:p>
-            <w:pPr>
-              <w:jc w:val="both"/>
-              <w:rPr>
-                <w:rFonts w:ascii="Times New Roman" w:hAnsi="Times New Roman" w:cs="Times New Roman"/>
-                <w:lang w:val="tr-TR"/>
-              </w:rPr>
-            </w:pPr>
-            <w:r>
-              <w:rPr>
-                <w:rFonts w:ascii="Times New Roman" w:hAnsi="Times New Roman" w:cs="Times New Roman"/>
-                <w:lang w:val="tr-TR"/>
-              </w:rPr>
-              <w:t xml:space="preserve">GÖRSEL ALANI (Shutterstock)</w:t>
-            </w:r>
-          </w:p>
-          <w:p>
-            <w:pPr>
-              <w:jc w:val="both"/>
-              <w:rPr>
-                <w:rFonts w:ascii="Times New Roman" w:hAnsi="Times New Roman" w:cs="Times New Roman"/>
-                <w:lang w:val="tr-TR"/>
-              </w:rPr>
-            </w:pPr>
-            <w:r>
-              <w:rPr>
-                <w:rFonts w:ascii="Times New Roman" w:hAnsi="Times New Roman" w:cs="Times New Roman"/>
-                <w:lang w:val="tr-TR"/>
-              </w:rPr>
-              <w:t xml:space="preserve">Tarif: Koruyucu maske ve eldiven takmış bir kaynak ustasının oksi-asetilen şalomasıyla metal kesmesi; kıvılcımlar görünüyor, marka ve logo görünmesin.</w:t>
-            </w:r>
-          </w:p>
-          <w:p>
-            <w:pPr>
-              <w:jc w:val="both"/>
-              <w:rPr>
-                <w:rFonts w:ascii="Times New Roman" w:hAnsi="Times New Roman" w:cs="Times New Roman"/>
-                <w:lang w:val="tr-TR"/>
-              </w:rPr>
-            </w:pPr>
-            <w:r>
-              <w:rPr>
-                <w:rFonts w:ascii="Times New Roman" w:hAnsi="Times New Roman" w:cs="Times New Roman"/>
-                <w:lang w:val="tr-TR"/>
-              </w:rPr>
-              <w:t xml:space="preserve">Shutter ID: 1589002777 (fotoğraf) — Oxyacetylene cutting of steel</w:t>
-            </w:r>
-          </w:p>
-        </w:tc>
-      </w:tr>
-    </w:tbl>
-    <w:p>
-      <w:pPr>
-        <w:jc w:val="both"/>
-        <w:rPr>
-          <w:rFonts w:ascii="Times New Roman" w:hAnsi="Times New Roman" w:cs="Times New Roman"/>
-          <w:lang w:val="tr-TR"/>
-        </w:rPr>
-      </w:pPr>
+      </w:pPr>
+      <w:r>
+        <w:drawing>
+          <wp:inline xmlns:a="http://schemas.openxmlformats.org/drawingml/2006/main" xmlns:pic="http://schemas.openxmlformats.org/drawingml/2006/picture">
+            <wp:extent cx="3433242" cy="2520000"/>
+            <wp:docPr id="900013" name="Picture 900013"/>
+            <wp:cNvGraphicFramePr>
+              <a:graphicFrameLocks noChangeAspect="1"/>
+            </wp:cNvGraphicFramePr>
+            <a:graphic>
+              <a:graphicData uri="http://schemas.openxmlformats.org/drawingml/2006/picture">
+                <pic:pic>
+                  <pic:nvPicPr>
+                    <pic:cNvPr id="0" name="1589002777_d.jpg"/>
+                    <pic:cNvPicPr/>
+                  </pic:nvPicPr>
+                  <pic:blipFill>
+                    <a:blip r:embed="rId11"/>
+                    <a:stretch>
+                      <a:fillRect/>
+                    </a:stretch>
+                  </pic:blipFill>
+                  <pic:spPr>
+                    <a:xfrm>
+                      <a:off x="0" y="0"/>
+                      <a:ext cx="3433242" cy="2520000"/>
+                    </a:xfrm>
+                    <a:prstGeom prst="rect"/>
+                  </pic:spPr>
+                </pic:pic>
+              </a:graphicData>
+            </a:graphic>
+          </wp:inline>
+        </w:drawing>
+      </w:r>
     </w:p>
     <w:p>
       <w:pPr>
         <w:jc w:val="center"/>
-        <w:rPr>
-          <w:rFonts w:ascii="Times New Roman" w:hAnsi="Times New Roman" w:cs="Times New Roman"/>
-          <w:lang w:val="tr-TR"/>
-        </w:rPr>
       </w:pPr>
       <w:r>
         <w:rPr>
           <w:rFonts w:ascii="Times New Roman" w:hAnsi="Times New Roman" w:cs="Times New Roman"/>
           <w:b/>
           <w:bCs/>
+          <w:highlight w:val="yellow"/>
+          <w:lang w:val="tr-TR"/>
+        </w:rPr>
+        <w:t xml:space="preserve">Shutter id: 1589002777</w:t>
+      </w:r>
+    </w:p>
+    <w:p>
+      <w:pPr>
+        <w:jc w:val="center"/>
+        <w:rPr>
+          <w:rFonts w:ascii="Times New Roman" w:hAnsi="Times New Roman" w:cs="Times New Roman"/>
+          <w:lang w:val="tr-TR"/>
+        </w:rPr>
+      </w:pPr>
+      <w:r>
+        <w:rPr>
+          <w:rFonts w:ascii="Times New Roman" w:hAnsi="Times New Roman" w:cs="Times New Roman"/>
+          <w:b/>
+          <w:bCs/>
           <w:lang w:val="tr-TR"/>
         </w:rPr>
         <w:t xml:space="preserve">Görsel A:</w:t>
@@ -144,85 +118,59 @@
         <w:t xml:space="preserve"> Oksi-asetilen kaynağı</w:t>
       </w:r>
     </w:p>
-    <w:tbl>
-      <w:tblPr>
-        <w:tblW w:w="9000" w:type="dxa"/>
+    <w:p>
+      <w:pPr>
         <w:jc w:val="center"/>
-        <w:tblBorders>
-          <w:top w:val="single" w:sz="8" w:space="0" w:color="7F7F7F"/>
-          <w:left w:val="single" w:sz="8" w:space="0" w:color="7F7F7F"/>
-          <w:bottom w:val="single" w:sz="8" w:space="0" w:color="7F7F7F"/>
-          <w:right w:val="single" w:sz="8" w:space="0" w:color="7F7F7F"/>
-        </w:tblBorders>
-      </w:tblPr>
-      <w:tblGrid>
-        <w:gridCol w:w="9000"/>
-      </w:tblGrid>
-      <w:tr>
-        <w:tc>
-          <w:tcPr>
-            <w:tcW w:w="9000" w:type="dxa"/>
-            <w:shd w:val="clear" w:color="auto" w:fill="EDEDED"/>
-          </w:tcPr>
-          <w:p>
-            <w:pPr>
-              <w:jc w:val="both"/>
-              <w:rPr>
-                <w:rFonts w:ascii="Times New Roman" w:hAnsi="Times New Roman" w:cs="Times New Roman"/>
-                <w:lang w:val="tr-TR"/>
-              </w:rPr>
-            </w:pPr>
-            <w:r>
-              <w:rPr>
-                <w:rFonts w:ascii="Times New Roman" w:hAnsi="Times New Roman" w:cs="Times New Roman"/>
-                <w:lang w:val="tr-TR"/>
-              </w:rPr>
-              <w:t xml:space="preserve">GÖRSEL ALANI (Shutterstock)</w:t>
-            </w:r>
-          </w:p>
-          <w:p>
-            <w:pPr>
-              <w:jc w:val="both"/>
-              <w:rPr>
-                <w:rFonts w:ascii="Times New Roman" w:hAnsi="Times New Roman" w:cs="Times New Roman"/>
-                <w:lang w:val="tr-TR"/>
-              </w:rPr>
-            </w:pPr>
-            <w:r>
-              <w:rPr>
-                <w:rFonts w:ascii="Times New Roman" w:hAnsi="Times New Roman" w:cs="Times New Roman"/>
-                <w:lang w:val="tr-TR"/>
-              </w:rPr>
-              <w:t xml:space="preserve">Tarif: Polietilenden yapılmış ürünler: rulo hâlinde streç film, renkli plastik su boruları ve şeffaf poşetler; marka ve logo görünmesin.</w:t>
-            </w:r>
-          </w:p>
-          <w:p>
-            <w:pPr>
-              <w:jc w:val="both"/>
-              <w:rPr>
-                <w:rFonts w:ascii="Times New Roman" w:hAnsi="Times New Roman" w:cs="Times New Roman"/>
-                <w:lang w:val="tr-TR"/>
-              </w:rPr>
-            </w:pPr>
-            <w:r>
-              <w:rPr>
-                <w:rFonts w:ascii="Times New Roman" w:hAnsi="Times New Roman" w:cs="Times New Roman"/>
-                <w:lang w:val="tr-TR"/>
-              </w:rPr>
-              <w:t xml:space="preserve">Shutter ID: 2845635703 (fotoğraf) — Polyethylene pipes</w:t>
-            </w:r>
-          </w:p>
-        </w:tc>
-      </w:tr>
-    </w:tbl>
+      </w:pPr>
+      <w:r>
+        <w:drawing>
+          <wp:inline xmlns:a="http://schemas.openxmlformats.org/drawingml/2006/main" xmlns:pic="http://schemas.openxmlformats.org/drawingml/2006/picture">
+            <wp:extent cx="4660912" cy="2520000"/>
+            <wp:docPr id="900014" name="Picture 900014"/>
+            <wp:cNvGraphicFramePr>
+              <a:graphicFrameLocks noChangeAspect="1"/>
+            </wp:cNvGraphicFramePr>
+            <a:graphic>
+              <a:graphicData uri="http://schemas.openxmlformats.org/drawingml/2006/picture">
+                <pic:pic>
+                  <pic:nvPicPr>
+                    <pic:cNvPr id="0" name="2845635703_d.jpg"/>
+                    <pic:cNvPicPr/>
+                  </pic:nvPicPr>
+                  <pic:blipFill>
+                    <a:blip r:embed="rId12"/>
+                    <a:stretch>
+                      <a:fillRect/>
+                    </a:stretch>
+                  </pic:blipFill>
+                  <pic:spPr>
+                    <a:xfrm>
+                      <a:off x="0" y="0"/>
+                      <a:ext cx="4660912" cy="2520000"/>
+                    </a:xfrm>
+                    <a:prstGeom prst="rect"/>
+                  </pic:spPr>
+                </pic:pic>
+              </a:graphicData>
+            </a:graphic>
+          </wp:inline>
+        </w:drawing>
+      </w:r>
+    </w:p>
     <w:p>
       <w:pPr>
-        <w:jc w:val="both"/>
-        <w:rPr>
-          <w:rFonts w:ascii="Times New Roman" w:hAnsi="Times New Roman" w:cs="Times New Roman"/>
-          <w:lang w:val="tr-TR"/>
-        </w:rPr>
-      </w:pPr>
+        <w:jc w:val="center"/>
+      </w:pPr>
+      <w:r>
+        <w:rPr>
+          <w:rFonts w:ascii="Times New Roman" w:hAnsi="Times New Roman" w:cs="Times New Roman"/>
+          <w:b/>
+          <w:bCs/>
+          <w:highlight w:val="yellow"/>
+          <w:lang w:val="tr-TR"/>
+        </w:rPr>
+        <w:t xml:space="preserve">Shutter id: 2845635703</w:t>
+      </w:r>
     </w:p>
     <w:p>
       <w:pPr>

--- a/Kim12-2-8-Alifatik-Hidrokarbonlarin-Ozellikleri.docx
+++ b/Kim12-2-8-Alifatik-Hidrokarbonlarin-Ozellikleri.docx
@@ -39,164 +39,195 @@
         <w:t xml:space="preserve">Doğal gazın büyük bölümünü oluşturan metan boru hatlarıyla gaz hâlinde taşınırken benzindeki hidrokarbonlar oda sıcaklığında sıvıdır, mumun yapıldığı parafin ise katıdır. Hepsi yalnızca karbon ve hidrojen atomlarından oluşan bu maddelerin fiziksel hâlleri neden bu kadar farklıdır? Öte yandan metal kesme ve kaynak işlerinde etin (asetilen) gazı kullanılır (Görsel A); market poşetlerinden su borularına kadar pek çok üründe ise etenden (etilen) üretilen polietilen bulunur (Görsel B). Benzer kimyasal türlerden oluşan bu bileşiklerin bazıları yalnızca yakıt olarak kullanılırken bazıları neden plastik üretiminde ham madde olarak tercih edilir? Alifatik hidrokarbonların hangi özellikleri benzer, hangileri farklıdır?</w:t>
       </w:r>
     </w:p>
-    <w:p>
-      <w:pPr>
+    <w:tbl>
+      <w:tblPr>
+        <w:tblW w:w="9000" w:type="dxa"/>
         <w:jc w:val="center"/>
-      </w:pPr>
-      <w:r>
-        <w:drawing>
-          <wp:inline xmlns:a="http://schemas.openxmlformats.org/drawingml/2006/main" xmlns:pic="http://schemas.openxmlformats.org/drawingml/2006/picture">
-            <wp:extent cx="3433242" cy="2520000"/>
-            <wp:docPr id="900013" name="Picture 900013"/>
-            <wp:cNvGraphicFramePr>
-              <a:graphicFrameLocks noChangeAspect="1"/>
-            </wp:cNvGraphicFramePr>
-            <a:graphic>
-              <a:graphicData uri="http://schemas.openxmlformats.org/drawingml/2006/picture">
-                <pic:pic>
-                  <pic:nvPicPr>
-                    <pic:cNvPr id="0" name="1589002777_d.jpg"/>
-                    <pic:cNvPicPr/>
-                  </pic:nvPicPr>
-                  <pic:blipFill>
-                    <a:blip r:embed="rId11"/>
-                    <a:stretch>
-                      <a:fillRect/>
-                    </a:stretch>
-                  </pic:blipFill>
-                  <pic:spPr>
-                    <a:xfrm>
-                      <a:off x="0" y="0"/>
-                      <a:ext cx="3433242" cy="2520000"/>
-                    </a:xfrm>
-                    <a:prstGeom prst="rect"/>
-                  </pic:spPr>
-                </pic:pic>
-              </a:graphicData>
-            </a:graphic>
-          </wp:inline>
-        </w:drawing>
-      </w:r>
-    </w:p>
-    <w:p>
-      <w:pPr>
-        <w:jc w:val="center"/>
-      </w:pPr>
-      <w:r>
-        <w:rPr>
-          <w:rFonts w:ascii="Times New Roman" w:hAnsi="Times New Roman" w:cs="Times New Roman"/>
-          <w:b/>
-          <w:bCs/>
-          <w:highlight w:val="yellow"/>
-          <w:lang w:val="tr-TR"/>
-        </w:rPr>
-        <w:t xml:space="preserve">Shutter id: 1589002777</w:t>
-      </w:r>
-    </w:p>
-    <w:p>
-      <w:pPr>
-        <w:jc w:val="center"/>
-        <w:rPr>
-          <w:rFonts w:ascii="Times New Roman" w:hAnsi="Times New Roman" w:cs="Times New Roman"/>
-          <w:lang w:val="tr-TR"/>
-        </w:rPr>
-      </w:pPr>
-      <w:r>
-        <w:rPr>
-          <w:rFonts w:ascii="Times New Roman" w:hAnsi="Times New Roman" w:cs="Times New Roman"/>
-          <w:b/>
-          <w:bCs/>
-          <w:lang w:val="tr-TR"/>
-        </w:rPr>
-        <w:t xml:space="preserve">Görsel A:</w:t>
-      </w:r>
-      <w:r>
-        <w:rPr>
-          <w:rFonts w:ascii="Times New Roman" w:hAnsi="Times New Roman" w:cs="Times New Roman"/>
-          <w:lang w:val="tr-TR"/>
-        </w:rPr>
-        <w:t xml:space="preserve"> Oksi-asetilen kaynağı</w:t>
-      </w:r>
-    </w:p>
-    <w:p>
-      <w:pPr>
-        <w:jc w:val="center"/>
-      </w:pPr>
-      <w:r>
-        <w:drawing>
-          <wp:inline xmlns:a="http://schemas.openxmlformats.org/drawingml/2006/main" xmlns:pic="http://schemas.openxmlformats.org/drawingml/2006/picture">
-            <wp:extent cx="4660912" cy="2520000"/>
-            <wp:docPr id="900014" name="Picture 900014"/>
-            <wp:cNvGraphicFramePr>
-              <a:graphicFrameLocks noChangeAspect="1"/>
-            </wp:cNvGraphicFramePr>
-            <a:graphic>
-              <a:graphicData uri="http://schemas.openxmlformats.org/drawingml/2006/picture">
-                <pic:pic>
-                  <pic:nvPicPr>
-                    <pic:cNvPr id="0" name="2845635703_d.jpg"/>
-                    <pic:cNvPicPr/>
-                  </pic:nvPicPr>
-                  <pic:blipFill>
-                    <a:blip r:embed="rId12"/>
-                    <a:stretch>
-                      <a:fillRect/>
-                    </a:stretch>
-                  </pic:blipFill>
-                  <pic:spPr>
-                    <a:xfrm>
-                      <a:off x="0" y="0"/>
-                      <a:ext cx="4660912" cy="2520000"/>
-                    </a:xfrm>
-                    <a:prstGeom prst="rect"/>
-                  </pic:spPr>
-                </pic:pic>
-              </a:graphicData>
-            </a:graphic>
-          </wp:inline>
-        </w:drawing>
-      </w:r>
-    </w:p>
-    <w:p>
-      <w:pPr>
-        <w:jc w:val="center"/>
-      </w:pPr>
-      <w:r>
-        <w:rPr>
-          <w:rFonts w:ascii="Times New Roman" w:hAnsi="Times New Roman" w:cs="Times New Roman"/>
-          <w:b/>
-          <w:bCs/>
-          <w:highlight w:val="yellow"/>
-          <w:lang w:val="tr-TR"/>
-        </w:rPr>
-        <w:t xml:space="preserve">Shutter id: 2845635703</w:t>
-      </w:r>
-    </w:p>
-    <w:p>
-      <w:pPr>
-        <w:jc w:val="center"/>
-        <w:rPr>
-          <w:rFonts w:ascii="Times New Roman" w:hAnsi="Times New Roman" w:cs="Times New Roman"/>
-          <w:lang w:val="tr-TR"/>
-        </w:rPr>
-      </w:pPr>
-      <w:r>
-        <w:rPr>
-          <w:rFonts w:ascii="Times New Roman" w:hAnsi="Times New Roman" w:cs="Times New Roman"/>
-          <w:b/>
-          <w:bCs/>
-          <w:lang w:val="tr-TR"/>
-        </w:rPr>
-        <w:t xml:space="preserve">Görsel B:</w:t>
-      </w:r>
-      <w:r>
-        <w:rPr>
-          <w:rFonts w:ascii="Times New Roman" w:hAnsi="Times New Roman" w:cs="Times New Roman"/>
-          <w:lang w:val="tr-TR"/>
-        </w:rPr>
-        <w:t xml:space="preserve"> Polietilen ürünler</w:t>
-      </w:r>
-    </w:p>
+        <w:tblBorders>
+          <w:top w:val="nil"/>
+          <w:left w:val="nil"/>
+          <w:bottom w:val="nil"/>
+          <w:right w:val="nil"/>
+          <w:insideH w:val="nil"/>
+          <w:insideV w:val="nil"/>
+        </w:tblBorders>
+        <w:tblLayout w:type="fixed"/>
+      </w:tblPr>
+      <w:tblGrid>
+        <w:gridCol w:w="4500"/>
+        <w:gridCol w:w="4500"/>
+      </w:tblGrid>
+      <w:tr>
+        <w:tc>
+          <w:tcPr>
+            <w:tcW w:w="4500" w:type="dxa"/>
+          </w:tcPr>
+          <w:p>
+            <w:pPr>
+              <w:jc w:val="center"/>
+            </w:pPr>
+            <w:r>
+              <w:drawing>
+                <wp:inline xmlns:a="http://schemas.openxmlformats.org/drawingml/2006/main" xmlns:pic="http://schemas.openxmlformats.org/drawingml/2006/picture">
+                  <wp:extent cx="2628000" cy="1928952"/>
+                  <wp:docPr id="900013" name="Picture 900013"/>
+                  <wp:cNvGraphicFramePr>
+                    <a:graphicFrameLocks noChangeAspect="1"/>
+                  </wp:cNvGraphicFramePr>
+                  <a:graphic>
+                    <a:graphicData uri="http://schemas.openxmlformats.org/drawingml/2006/picture">
+                      <pic:pic>
+                        <pic:nvPicPr>
+                          <pic:cNvPr id="0" name="1589002777_d.jpg"/>
+                          <pic:cNvPicPr/>
+                        </pic:nvPicPr>
+                        <pic:blipFill>
+                          <a:blip r:embed="rId11"/>
+                          <a:stretch>
+                            <a:fillRect/>
+                          </a:stretch>
+                        </pic:blipFill>
+                        <pic:spPr>
+                          <a:xfrm>
+                            <a:off x="0" y="0"/>
+                            <a:ext cx="2628000" cy="1928952"/>
+                          </a:xfrm>
+                          <a:prstGeom prst="rect"/>
+                        </pic:spPr>
+                      </pic:pic>
+                    </a:graphicData>
+                  </a:graphic>
+                </wp:inline>
+              </w:drawing>
+            </w:r>
+          </w:p>
+          <w:p>
+            <w:pPr>
+              <w:jc w:val="center"/>
+            </w:pPr>
+            <w:r>
+              <w:rPr>
+                <w:rFonts w:ascii="Times New Roman" w:hAnsi="Times New Roman" w:cs="Times New Roman"/>
+                <w:b/>
+                <w:bCs/>
+                <w:highlight w:val="yellow"/>
+                <w:lang w:val="tr-TR"/>
+              </w:rPr>
+              <w:t xml:space="preserve">Shutter id: 1589002777</w:t>
+            </w:r>
+          </w:p>
+          <w:p>
+            <w:pPr>
+              <w:jc w:val="center"/>
+              <w:rPr>
+                <w:rFonts w:ascii="Times New Roman" w:hAnsi="Times New Roman" w:cs="Times New Roman"/>
+                <w:lang w:val="tr-TR"/>
+              </w:rPr>
+            </w:pPr>
+            <w:r>
+              <w:rPr>
+                <w:rFonts w:ascii="Times New Roman" w:hAnsi="Times New Roman" w:cs="Times New Roman"/>
+                <w:b/>
+                <w:bCs/>
+                <w:lang w:val="tr-TR"/>
+              </w:rPr>
+              <w:t xml:space="preserve">Görsel A:</w:t>
+            </w:r>
+            <w:r>
+              <w:rPr>
+                <w:rFonts w:ascii="Times New Roman" w:hAnsi="Times New Roman" w:cs="Times New Roman"/>
+                <w:lang w:val="tr-TR"/>
+              </w:rPr>
+              <w:t xml:space="preserve"> Oksi-asetilen kaynağı</w:t>
+            </w:r>
+          </w:p>
+        </w:tc>
+        <w:tc>
+          <w:tcPr>
+            <w:tcW w:w="4500" w:type="dxa"/>
+          </w:tcPr>
+          <w:p>
+            <w:pPr>
+              <w:jc w:val="center"/>
+            </w:pPr>
+            <w:r>
+              <w:drawing>
+                <wp:inline xmlns:a="http://schemas.openxmlformats.org/drawingml/2006/main" xmlns:pic="http://schemas.openxmlformats.org/drawingml/2006/picture">
+                  <wp:extent cx="2628000" cy="1420872"/>
+                  <wp:docPr id="900014" name="Picture 900014"/>
+                  <wp:cNvGraphicFramePr>
+                    <a:graphicFrameLocks noChangeAspect="1"/>
+                  </wp:cNvGraphicFramePr>
+                  <a:graphic>
+                    <a:graphicData uri="http://schemas.openxmlformats.org/drawingml/2006/picture">
+                      <pic:pic>
+                        <pic:nvPicPr>
+                          <pic:cNvPr id="0" name="2845635703_d.jpg"/>
+                          <pic:cNvPicPr/>
+                        </pic:nvPicPr>
+                        <pic:blipFill>
+                          <a:blip r:embed="rId12"/>
+                          <a:stretch>
+                            <a:fillRect/>
+                          </a:stretch>
+                        </pic:blipFill>
+                        <pic:spPr>
+                          <a:xfrm>
+                            <a:off x="0" y="0"/>
+                            <a:ext cx="2628000" cy="1420872"/>
+                          </a:xfrm>
+                          <a:prstGeom prst="rect"/>
+                        </pic:spPr>
+                      </pic:pic>
+                    </a:graphicData>
+                  </a:graphic>
+                </wp:inline>
+              </w:drawing>
+            </w:r>
+          </w:p>
+          <w:p>
+            <w:pPr>
+              <w:jc w:val="center"/>
+            </w:pPr>
+            <w:r>
+              <w:rPr>
+                <w:rFonts w:ascii="Times New Roman" w:hAnsi="Times New Roman" w:cs="Times New Roman"/>
+                <w:b/>
+                <w:bCs/>
+                <w:highlight w:val="yellow"/>
+                <w:lang w:val="tr-TR"/>
+              </w:rPr>
+              <w:t xml:space="preserve">Shutter id: 2845635703</w:t>
+            </w:r>
+          </w:p>
+          <w:p>
+            <w:pPr>
+              <w:jc w:val="center"/>
+              <w:rPr>
+                <w:rFonts w:ascii="Times New Roman" w:hAnsi="Times New Roman" w:cs="Times New Roman"/>
+                <w:lang w:val="tr-TR"/>
+              </w:rPr>
+            </w:pPr>
+            <w:r>
+              <w:rPr>
+                <w:rFonts w:ascii="Times New Roman" w:hAnsi="Times New Roman" w:cs="Times New Roman"/>
+                <w:b/>
+                <w:bCs/>
+                <w:lang w:val="tr-TR"/>
+              </w:rPr>
+              <w:t xml:space="preserve">Görsel B:</w:t>
+            </w:r>
+            <w:r>
+              <w:rPr>
+                <w:rFonts w:ascii="Times New Roman" w:hAnsi="Times New Roman" w:cs="Times New Roman"/>
+                <w:lang w:val="tr-TR"/>
+              </w:rPr>
+              <w:t xml:space="preserve"> Polietilen ürünler</w:t>
+            </w:r>
+          </w:p>
+        </w:tc>
+      </w:tr>
+    </w:tbl>
     <w:p>
       <w:pPr>
         <w:jc w:val="both"/>
